--- a/Weekly Reports/Weekly_Report_Week9.docx
+++ b/Weekly Reports/Weekly_Report_Week9.docx
@@ -6,11 +6,15 @@
       <w:pPr>
         <w:spacing w:after="120"/>
         <w:jc w:val="center"/>
+        <w:rPr>
+          <w:color w:val="000000" w:themeColor="text1"/>
+        </w:rPr>
       </w:pPr>
       <w:r>
         <w:rPr>
           <w:b/>
           <w:bCs/>
+          <w:color w:val="000000" w:themeColor="text1"/>
           <w:sz w:val="28"/>
           <w:szCs w:val="28"/>
         </w:rPr>
@@ -21,16 +25,28 @@
       <w:pPr>
         <w:spacing w:after="60"/>
         <w:jc w:val="center"/>
-      </w:pPr>
-      <w:r>
+        <w:rPr>
+          <w:color w:val="000000" w:themeColor="text1"/>
+        </w:rPr>
+      </w:pPr>
+      <w:r>
+        <w:rPr>
+          <w:color w:val="000000" w:themeColor="text1"/>
+        </w:rPr>
         <w:t>Opp. Science city, Sola-</w:t>
       </w:r>
       <w:proofErr w:type="spellStart"/>
       <w:r>
+        <w:rPr>
+          <w:color w:val="000000" w:themeColor="text1"/>
+        </w:rPr>
         <w:t>Bhadaj</w:t>
       </w:r>
       <w:proofErr w:type="spellEnd"/>
       <w:r>
+        <w:rPr>
+          <w:color w:val="000000" w:themeColor="text1"/>
+        </w:rPr>
         <w:t xml:space="preserve"> Road, Ahmedabad, Gujarat 380060</w:t>
       </w:r>
     </w:p>
@@ -38,8 +54,14 @@
       <w:pPr>
         <w:spacing w:after="240"/>
         <w:jc w:val="center"/>
-      </w:pPr>
-      <w:r>
+        <w:rPr>
+          <w:color w:val="000000" w:themeColor="text1"/>
+        </w:rPr>
+      </w:pPr>
+      <w:r>
+        <w:rPr>
+          <w:color w:val="000000" w:themeColor="text1"/>
+        </w:rPr>
         <w:t>Ph: 079 67129000 | Website: www.sal.edu.in</w:t>
       </w:r>
     </w:p>
@@ -49,17 +71,24 @@
           <w:bottom w:val="single" w:sz="6" w:space="1" w:color="000000"/>
         </w:pBdr>
         <w:spacing w:after="240"/>
+        <w:rPr>
+          <w:color w:val="000000" w:themeColor="text1"/>
+        </w:rPr>
       </w:pPr>
     </w:p>
     <w:p>
       <w:pPr>
         <w:spacing w:after="300"/>
         <w:jc w:val="center"/>
+        <w:rPr>
+          <w:color w:val="000000" w:themeColor="text1"/>
+        </w:rPr>
       </w:pPr>
       <w:r>
         <w:rPr>
           <w:b/>
           <w:bCs/>
+          <w:color w:val="000000" w:themeColor="text1"/>
           <w:sz w:val="32"/>
           <w:szCs w:val="32"/>
           <w:u w:val="single"/>
@@ -106,10 +135,16 @@
             </w:tcMar>
           </w:tcPr>
           <w:p>
+            <w:pPr>
+              <w:rPr>
+                <w:color w:val="000000" w:themeColor="text1"/>
+              </w:rPr>
+            </w:pPr>
             <w:r>
               <w:rPr>
                 <w:b/>
                 <w:bCs/>
+                <w:color w:val="000000" w:themeColor="text1"/>
               </w:rPr>
               <w:t>Student Name:</w:t>
             </w:r>
@@ -132,7 +167,15 @@
             </w:tcMar>
           </w:tcPr>
           <w:p>
+            <w:pPr>
+              <w:rPr>
+                <w:color w:val="000000" w:themeColor="text1"/>
+              </w:rPr>
+            </w:pPr>
             <w:r>
+              <w:rPr>
+                <w:color w:val="000000" w:themeColor="text1"/>
+              </w:rPr>
               <w:t>Jainil Gupta</w:t>
             </w:r>
           </w:p>
@@ -156,11 +199,17 @@
             </w:tcMar>
           </w:tcPr>
           <w:p>
+            <w:pPr>
+              <w:rPr>
+                <w:color w:val="000000" w:themeColor="text1"/>
+              </w:rPr>
+            </w:pPr>
             <w:proofErr w:type="spellStart"/>
             <w:r>
               <w:rPr>
                 <w:b/>
                 <w:bCs/>
+                <w:color w:val="000000" w:themeColor="text1"/>
               </w:rPr>
               <w:t>Enrollment</w:t>
             </w:r>
@@ -169,6 +218,7 @@
               <w:rPr>
                 <w:b/>
                 <w:bCs/>
+                <w:color w:val="000000" w:themeColor="text1"/>
               </w:rPr>
               <w:t xml:space="preserve"> Number:</w:t>
             </w:r>
@@ -191,7 +241,15 @@
             </w:tcMar>
           </w:tcPr>
           <w:p>
+            <w:pPr>
+              <w:rPr>
+                <w:color w:val="000000" w:themeColor="text1"/>
+              </w:rPr>
+            </w:pPr>
             <w:r>
+              <w:rPr>
+                <w:color w:val="000000" w:themeColor="text1"/>
+              </w:rPr>
               <w:t>220670132018</w:t>
             </w:r>
           </w:p>
@@ -215,10 +273,16 @@
             </w:tcMar>
           </w:tcPr>
           <w:p>
+            <w:pPr>
+              <w:rPr>
+                <w:color w:val="000000" w:themeColor="text1"/>
+              </w:rPr>
+            </w:pPr>
             <w:r>
               <w:rPr>
                 <w:b/>
                 <w:bCs/>
+                <w:color w:val="000000" w:themeColor="text1"/>
               </w:rPr>
               <w:t>Week Duration:</w:t>
             </w:r>
@@ -241,11 +305,16 @@
             </w:tcMar>
           </w:tcPr>
           <w:p>
+            <w:pPr>
+              <w:rPr>
+                <w:color w:val="000000" w:themeColor="text1"/>
+              </w:rPr>
+            </w:pPr>
             <w:r>
-              <w:t xml:space="preserve">February </w:t>
-            </w:r>
-            <w:r>
-              <w:t>26, 2026 - March 04, 2026 (Week 9)</w:t>
+              <w:rPr>
+                <w:color w:val="000000" w:themeColor="text1"/>
+              </w:rPr>
+              <w:t>February 26, 2026 - March 04, 2026 (Week 9)</w:t>
             </w:r>
           </w:p>
         </w:tc>
@@ -268,10 +337,16 @@
             </w:tcMar>
           </w:tcPr>
           <w:p>
+            <w:pPr>
+              <w:rPr>
+                <w:color w:val="000000" w:themeColor="text1"/>
+              </w:rPr>
+            </w:pPr>
             <w:r>
               <w:rPr>
                 <w:b/>
                 <w:bCs/>
+                <w:color w:val="000000" w:themeColor="text1"/>
               </w:rPr>
               <w:t>Name Of Organization:</w:t>
             </w:r>
@@ -294,15 +369,29 @@
             </w:tcMar>
           </w:tcPr>
           <w:p>
+            <w:pPr>
+              <w:rPr>
+                <w:color w:val="000000" w:themeColor="text1"/>
+              </w:rPr>
+            </w:pPr>
             <w:r>
+              <w:rPr>
+                <w:color w:val="000000" w:themeColor="text1"/>
+              </w:rPr>
               <w:t xml:space="preserve">Microsoft Elevate Program (via </w:t>
             </w:r>
             <w:proofErr w:type="spellStart"/>
             <w:r>
+              <w:rPr>
+                <w:color w:val="000000" w:themeColor="text1"/>
+              </w:rPr>
               <w:t>Edunet</w:t>
             </w:r>
             <w:proofErr w:type="spellEnd"/>
             <w:r>
+              <w:rPr>
+                <w:color w:val="000000" w:themeColor="text1"/>
+              </w:rPr>
               <w:t xml:space="preserve"> Foundation &amp; FICE Education)</w:t>
             </w:r>
           </w:p>
@@ -326,10 +415,16 @@
             </w:tcMar>
           </w:tcPr>
           <w:p>
+            <w:pPr>
+              <w:rPr>
+                <w:color w:val="000000" w:themeColor="text1"/>
+              </w:rPr>
+            </w:pPr>
             <w:r>
               <w:rPr>
                 <w:b/>
                 <w:bCs/>
+                <w:color w:val="000000" w:themeColor="text1"/>
               </w:rPr>
               <w:t>External Guide Name:</w:t>
             </w:r>
@@ -352,7 +447,15 @@
             </w:tcMar>
           </w:tcPr>
           <w:p>
+            <w:pPr>
+              <w:rPr>
+                <w:color w:val="000000" w:themeColor="text1"/>
+              </w:rPr>
+            </w:pPr>
             <w:r>
+              <w:rPr>
+                <w:color w:val="000000" w:themeColor="text1"/>
+              </w:rPr>
               <w:t>Adarsh Gupta</w:t>
             </w:r>
           </w:p>
@@ -376,10 +479,16 @@
             </w:tcMar>
           </w:tcPr>
           <w:p>
+            <w:pPr>
+              <w:rPr>
+                <w:color w:val="000000" w:themeColor="text1"/>
+              </w:rPr>
+            </w:pPr>
             <w:r>
               <w:rPr>
                 <w:b/>
                 <w:bCs/>
+                <w:color w:val="000000" w:themeColor="text1"/>
               </w:rPr>
               <w:t>External Guide Contact:</w:t>
             </w:r>
@@ -402,7 +511,15 @@
             </w:tcMar>
           </w:tcPr>
           <w:p>
+            <w:pPr>
+              <w:rPr>
+                <w:color w:val="000000" w:themeColor="text1"/>
+              </w:rPr>
+            </w:pPr>
             <w:r>
+              <w:rPr>
+                <w:color w:val="000000" w:themeColor="text1"/>
+              </w:rPr>
               <w:t>0124-4080107</w:t>
             </w:r>
           </w:p>
@@ -426,10 +543,16 @@
             </w:tcMar>
           </w:tcPr>
           <w:p>
+            <w:pPr>
+              <w:rPr>
+                <w:color w:val="000000" w:themeColor="text1"/>
+              </w:rPr>
+            </w:pPr>
             <w:r>
               <w:rPr>
                 <w:b/>
                 <w:bCs/>
+                <w:color w:val="000000" w:themeColor="text1"/>
               </w:rPr>
               <w:t>Internal Faculty Guide:</w:t>
             </w:r>
@@ -452,7 +575,15 @@
             </w:tcMar>
           </w:tcPr>
           <w:p>
+            <w:pPr>
+              <w:rPr>
+                <w:color w:val="000000" w:themeColor="text1"/>
+              </w:rPr>
+            </w:pPr>
             <w:r>
+              <w:rPr>
+                <w:color w:val="000000" w:themeColor="text1"/>
+              </w:rPr>
               <w:t>Chintan Rana</w:t>
             </w:r>
           </w:p>
@@ -462,14 +593,23 @@
     <w:p>
       <w:pPr>
         <w:spacing w:after="300"/>
+        <w:rPr>
+          <w:color w:val="000000" w:themeColor="text1"/>
+        </w:rPr>
       </w:pPr>
     </w:p>
     <w:p>
       <w:pPr>
         <w:pStyle w:val="Heading1"/>
         <w:spacing w:before="300" w:after="200"/>
-      </w:pPr>
-      <w:r>
+        <w:rPr>
+          <w:color w:val="000000" w:themeColor="text1"/>
+        </w:rPr>
+      </w:pPr>
+      <w:r>
+        <w:rPr>
+          <w:color w:val="000000" w:themeColor="text1"/>
+        </w:rPr>
         <w:t>Work done in last Week with description:</w:t>
       </w:r>
     </w:p>
@@ -477,8 +617,14 @@
       <w:pPr>
         <w:pStyle w:val="Heading2"/>
         <w:spacing w:before="200" w:after="100"/>
-      </w:pPr>
-      <w:r>
+        <w:rPr>
+          <w:color w:val="000000" w:themeColor="text1"/>
+        </w:rPr>
+      </w:pPr>
+      <w:r>
+        <w:rPr>
+          <w:color w:val="000000" w:themeColor="text1"/>
+        </w:rPr>
         <w:t>1. Week 9 Module: Azure Experiments - Blob Storage (Session 1)</w:t>
       </w:r>
     </w:p>
@@ -486,16 +632,28 @@
       <w:pPr>
         <w:pStyle w:val="Heading3"/>
         <w:spacing w:before="100" w:after="80"/>
-      </w:pPr>
-      <w:r>
+        <w:rPr>
+          <w:color w:val="000000" w:themeColor="text1"/>
+        </w:rPr>
+      </w:pPr>
+      <w:r>
+        <w:rPr>
+          <w:color w:val="000000" w:themeColor="text1"/>
+        </w:rPr>
         <w:t>Description:</w:t>
       </w:r>
     </w:p>
     <w:p>
       <w:pPr>
         <w:spacing w:after="100"/>
-      </w:pPr>
-      <w:r>
+        <w:rPr>
+          <w:color w:val="000000" w:themeColor="text1"/>
+        </w:rPr>
+      </w:pPr>
+      <w:r>
+        <w:rPr>
+          <w:color w:val="000000" w:themeColor="text1"/>
+        </w:rPr>
         <w:t>Attended first hands-on "Azure Experiments" session on March 20, 2026, focused entirely on Azure Blob Storage practical implementation. This session provided deep dive into object storage operations, access tiers, security configurations, and Python SDK usage.</w:t>
       </w:r>
     </w:p>
@@ -503,8 +661,14 @@
       <w:pPr>
         <w:pStyle w:val="Heading3"/>
         <w:spacing w:before="100" w:after="80"/>
-      </w:pPr>
-      <w:r>
+        <w:rPr>
+          <w:color w:val="000000" w:themeColor="text1"/>
+        </w:rPr>
+      </w:pPr>
+      <w:r>
+        <w:rPr>
+          <w:color w:val="000000" w:themeColor="text1"/>
+        </w:rPr>
         <w:t>Key Topics Covered:</w:t>
       </w:r>
     </w:p>
@@ -515,8 +679,14 @@
           <w:ilvl w:val="0"/>
           <w:numId w:val="2"/>
         </w:numPr>
-      </w:pPr>
-      <w:r>
+        <w:rPr>
+          <w:color w:val="000000" w:themeColor="text1"/>
+        </w:rPr>
+      </w:pPr>
+      <w:r>
+        <w:rPr>
+          <w:color w:val="000000" w:themeColor="text1"/>
+        </w:rPr>
         <w:t>Azure Blob Storage architecture: Account → Container → Blob hierarchy</w:t>
       </w:r>
     </w:p>
@@ -527,8 +697,14 @@
           <w:ilvl w:val="0"/>
           <w:numId w:val="2"/>
         </w:numPr>
-      </w:pPr>
-      <w:r>
+        <w:rPr>
+          <w:color w:val="000000" w:themeColor="text1"/>
+        </w:rPr>
+      </w:pPr>
+      <w:r>
+        <w:rPr>
+          <w:color w:val="000000" w:themeColor="text1"/>
+        </w:rPr>
         <w:t>Storage Account creation and configuration (performance tiers, replication options)</w:t>
       </w:r>
     </w:p>
@@ -539,8 +715,14 @@
           <w:ilvl w:val="0"/>
           <w:numId w:val="2"/>
         </w:numPr>
-      </w:pPr>
-      <w:r>
+        <w:rPr>
+          <w:color w:val="000000" w:themeColor="text1"/>
+        </w:rPr>
+      </w:pPr>
+      <w:r>
+        <w:rPr>
+          <w:color w:val="000000" w:themeColor="text1"/>
+        </w:rPr>
         <w:t>Access tiers: Hot (frequent access), Cool (30+ days), Archive (180+ days)</w:t>
       </w:r>
     </w:p>
@@ -551,8 +733,14 @@
           <w:ilvl w:val="0"/>
           <w:numId w:val="2"/>
         </w:numPr>
-      </w:pPr>
-      <w:r>
+        <w:rPr>
+          <w:color w:val="000000" w:themeColor="text1"/>
+        </w:rPr>
+      </w:pPr>
+      <w:r>
+        <w:rPr>
+          <w:color w:val="000000" w:themeColor="text1"/>
+        </w:rPr>
         <w:t>Blob types: Block blobs (general files), Append blobs (logs), Page blobs (VHD)</w:t>
       </w:r>
     </w:p>
@@ -563,8 +751,14 @@
           <w:ilvl w:val="0"/>
           <w:numId w:val="2"/>
         </w:numPr>
-      </w:pPr>
-      <w:r>
+        <w:rPr>
+          <w:color w:val="000000" w:themeColor="text1"/>
+        </w:rPr>
+      </w:pPr>
+      <w:r>
+        <w:rPr>
+          <w:color w:val="000000" w:themeColor="text1"/>
+        </w:rPr>
         <w:t>Container creation and naming conventions</w:t>
       </w:r>
     </w:p>
@@ -575,8 +769,14 @@
           <w:ilvl w:val="0"/>
           <w:numId w:val="2"/>
         </w:numPr>
-      </w:pPr>
-      <w:r>
+        <w:rPr>
+          <w:color w:val="000000" w:themeColor="text1"/>
+        </w:rPr>
+      </w:pPr>
+      <w:r>
+        <w:rPr>
+          <w:color w:val="000000" w:themeColor="text1"/>
+        </w:rPr>
         <w:t>Public vs Private access levels for containers</w:t>
       </w:r>
     </w:p>
@@ -587,8 +787,14 @@
           <w:ilvl w:val="0"/>
           <w:numId w:val="2"/>
         </w:numPr>
-      </w:pPr>
-      <w:r>
+        <w:rPr>
+          <w:color w:val="000000" w:themeColor="text1"/>
+        </w:rPr>
+      </w:pPr>
+      <w:r>
+        <w:rPr>
+          <w:color w:val="000000" w:themeColor="text1"/>
+        </w:rPr>
         <w:t>Shared Access Signatures (SAS) for time-limited access</w:t>
       </w:r>
     </w:p>
@@ -599,8 +805,14 @@
           <w:ilvl w:val="0"/>
           <w:numId w:val="2"/>
         </w:numPr>
-      </w:pPr>
-      <w:r>
+        <w:rPr>
+          <w:color w:val="000000" w:themeColor="text1"/>
+        </w:rPr>
+      </w:pPr>
+      <w:r>
+        <w:rPr>
+          <w:color w:val="000000" w:themeColor="text1"/>
+        </w:rPr>
         <w:t>Access keys and connection strings management</w:t>
       </w:r>
     </w:p>
@@ -611,8 +823,14 @@
           <w:ilvl w:val="0"/>
           <w:numId w:val="2"/>
         </w:numPr>
-      </w:pPr>
-      <w:r>
+        <w:rPr>
+          <w:color w:val="000000" w:themeColor="text1"/>
+        </w:rPr>
+      </w:pPr>
+      <w:r>
+        <w:rPr>
+          <w:color w:val="000000" w:themeColor="text1"/>
+        </w:rPr>
         <w:t>Lifecycle management policies for automatic tier transitions</w:t>
       </w:r>
     </w:p>
@@ -623,8 +841,14 @@
           <w:ilvl w:val="0"/>
           <w:numId w:val="2"/>
         </w:numPr>
-      </w:pPr>
-      <w:r>
+        <w:rPr>
+          <w:color w:val="000000" w:themeColor="text1"/>
+        </w:rPr>
+      </w:pPr>
+      <w:r>
+        <w:rPr>
+          <w:color w:val="000000" w:themeColor="text1"/>
+        </w:rPr>
         <w:t>Blob versioning and soft delete for data protection</w:t>
       </w:r>
     </w:p>
@@ -635,8 +859,14 @@
           <w:ilvl w:val="0"/>
           <w:numId w:val="2"/>
         </w:numPr>
-      </w:pPr>
-      <w:r>
+        <w:rPr>
+          <w:color w:val="000000" w:themeColor="text1"/>
+        </w:rPr>
+      </w:pPr>
+      <w:r>
+        <w:rPr>
+          <w:color w:val="000000" w:themeColor="text1"/>
+        </w:rPr>
         <w:t>Encryption at rest and in transit</w:t>
       </w:r>
     </w:p>
@@ -647,8 +877,14 @@
           <w:ilvl w:val="0"/>
           <w:numId w:val="2"/>
         </w:numPr>
-      </w:pPr>
-      <w:r>
+        <w:rPr>
+          <w:color w:val="000000" w:themeColor="text1"/>
+        </w:rPr>
+      </w:pPr>
+      <w:r>
+        <w:rPr>
+          <w:color w:val="000000" w:themeColor="text1"/>
+        </w:rPr>
         <w:t>Azure Storage Explorer tool for GUI-based management</w:t>
       </w:r>
     </w:p>
@@ -659,8 +895,14 @@
           <w:ilvl w:val="0"/>
           <w:numId w:val="2"/>
         </w:numPr>
-      </w:pPr>
-      <w:r>
+        <w:rPr>
+          <w:color w:val="000000" w:themeColor="text1"/>
+        </w:rPr>
+      </w:pPr>
+      <w:r>
+        <w:rPr>
+          <w:color w:val="000000" w:themeColor="text1"/>
+        </w:rPr>
         <w:t>Cost optimization strategies for Blob Storage</w:t>
       </w:r>
     </w:p>
@@ -668,8 +910,14 @@
       <w:pPr>
         <w:pStyle w:val="Heading3"/>
         <w:spacing w:before="120" w:after="80"/>
-      </w:pPr>
-      <w:r>
+        <w:rPr>
+          <w:color w:val="000000" w:themeColor="text1"/>
+        </w:rPr>
+      </w:pPr>
+      <w:r>
+        <w:rPr>
+          <w:color w:val="000000" w:themeColor="text1"/>
+        </w:rPr>
         <w:t>Hands-on Lab Exercises:</w:t>
       </w:r>
     </w:p>
@@ -680,8 +928,14 @@
           <w:ilvl w:val="0"/>
           <w:numId w:val="2"/>
         </w:numPr>
-      </w:pPr>
-      <w:r>
+        <w:rPr>
+          <w:color w:val="000000" w:themeColor="text1"/>
+        </w:rPr>
+      </w:pPr>
+      <w:r>
+        <w:rPr>
+          <w:color w:val="000000" w:themeColor="text1"/>
+        </w:rPr>
         <w:t>Created Storage Account 'elevatelab2026' in Central India region</w:t>
       </w:r>
     </w:p>
@@ -692,8 +946,14 @@
           <w:ilvl w:val="0"/>
           <w:numId w:val="2"/>
         </w:numPr>
-      </w:pPr>
-      <w:r>
+        <w:rPr>
+          <w:color w:val="000000" w:themeColor="text1"/>
+        </w:rPr>
+      </w:pPr>
+      <w:r>
+        <w:rPr>
+          <w:color w:val="000000" w:themeColor="text1"/>
+        </w:rPr>
         <w:t>Created three containers: 'documents', 'images', 'backups' with different access levels</w:t>
       </w:r>
     </w:p>
@@ -704,8 +964,14 @@
           <w:ilvl w:val="0"/>
           <w:numId w:val="2"/>
         </w:numPr>
-      </w:pPr>
-      <w:r>
+        <w:rPr>
+          <w:color w:val="000000" w:themeColor="text1"/>
+        </w:rPr>
+      </w:pPr>
+      <w:r>
+        <w:rPr>
+          <w:color w:val="000000" w:themeColor="text1"/>
+        </w:rPr>
         <w:t>Uploaded files via Azure Portal (drag-drop interface)</w:t>
       </w:r>
     </w:p>
@@ -716,8 +982,14 @@
           <w:ilvl w:val="0"/>
           <w:numId w:val="2"/>
         </w:numPr>
-      </w:pPr>
-      <w:r>
+        <w:rPr>
+          <w:color w:val="000000" w:themeColor="text1"/>
+        </w:rPr>
+      </w:pPr>
+      <w:r>
+        <w:rPr>
+          <w:color w:val="000000" w:themeColor="text1"/>
+        </w:rPr>
         <w:t>Downloaded blobs and verified data integrity</w:t>
       </w:r>
     </w:p>
@@ -728,57 +1000,90 @@
           <w:ilvl w:val="0"/>
           <w:numId w:val="2"/>
         </w:numPr>
-      </w:pPr>
-      <w:r>
+        <w:rPr>
+          <w:color w:val="000000" w:themeColor="text1"/>
+        </w:rPr>
+      </w:pPr>
+      <w:r>
+        <w:rPr>
+          <w:color w:val="000000" w:themeColor="text1"/>
+        </w:rPr>
+        <w:t>Generated SAS token with 24-hour expiry and tested access</w:t>
+      </w:r>
+    </w:p>
+    <w:p>
+      <w:pPr>
+        <w:pStyle w:val="ListParagraph"/>
+        <w:numPr>
+          <w:ilvl w:val="0"/>
+          <w:numId w:val="2"/>
+        </w:numPr>
+        <w:rPr>
+          <w:color w:val="000000" w:themeColor="text1"/>
+        </w:rPr>
+      </w:pPr>
+      <w:r>
+        <w:rPr>
+          <w:color w:val="000000" w:themeColor="text1"/>
+        </w:rPr>
+        <w:t>Changed blob access tier from Hot to Cool and monitored cost impact</w:t>
+      </w:r>
+    </w:p>
+    <w:p>
+      <w:pPr>
+        <w:pStyle w:val="ListParagraph"/>
+        <w:numPr>
+          <w:ilvl w:val="0"/>
+          <w:numId w:val="2"/>
+        </w:numPr>
+        <w:rPr>
+          <w:color w:val="000000" w:themeColor="text1"/>
+        </w:rPr>
+      </w:pPr>
+      <w:r>
+        <w:rPr>
+          <w:color w:val="000000" w:themeColor="text1"/>
+        </w:rPr>
+        <w:t>Configured lifecycle policy to auto-move blobs to Cool tier after 30 days</w:t>
+      </w:r>
+    </w:p>
+    <w:p>
+      <w:pPr>
+        <w:pStyle w:val="ListParagraph"/>
+        <w:numPr>
+          <w:ilvl w:val="0"/>
+          <w:numId w:val="2"/>
+        </w:numPr>
+        <w:rPr>
+          <w:color w:val="000000" w:themeColor="text1"/>
+        </w:rPr>
+      </w:pPr>
+      <w:r>
+        <w:rPr>
+          <w:color w:val="000000" w:themeColor="text1"/>
+        </w:rPr>
         <w:lastRenderedPageBreak/>
-        <w:t>Generated SAS token with 24-hour expiry and tested access</w:t>
-      </w:r>
-    </w:p>
-    <w:p>
-      <w:pPr>
-        <w:pStyle w:val="ListParagraph"/>
-        <w:numPr>
-          <w:ilvl w:val="0"/>
-          <w:numId w:val="2"/>
-        </w:numPr>
-      </w:pPr>
-      <w:r>
-        <w:t>Changed blob access tier from Hot to Cool and monitored cost impact</w:t>
-      </w:r>
-    </w:p>
-    <w:p>
-      <w:pPr>
-        <w:pStyle w:val="ListParagraph"/>
-        <w:numPr>
-          <w:ilvl w:val="0"/>
-          <w:numId w:val="2"/>
-        </w:numPr>
-      </w:pPr>
-      <w:r>
-        <w:t>Configured lifecycle policy to auto-move blobs to Cool tier after 30 days</w:t>
-      </w:r>
-    </w:p>
-    <w:p>
-      <w:pPr>
-        <w:pStyle w:val="ListParagraph"/>
-        <w:numPr>
-          <w:ilvl w:val="0"/>
-          <w:numId w:val="2"/>
-        </w:numPr>
-      </w:pPr>
-      <w:r>
         <w:t>Installed Azure Storage Explorer and connected to storage account</w:t>
       </w:r>
     </w:p>
     <w:p>
       <w:pPr>
         <w:ind w:left="360"/>
-      </w:pPr>
-    </w:p>
-    <w:p>
+        <w:rPr>
+          <w:color w:val="000000" w:themeColor="text1"/>
+        </w:rPr>
+      </w:pPr>
+    </w:p>
+    <w:p>
+      <w:pPr>
+        <w:rPr>
+          <w:color w:val="000000" w:themeColor="text1"/>
+        </w:rPr>
+      </w:pPr>
       <w:r>
         <w:rPr>
           <w:noProof/>
+          <w:color w:val="000000" w:themeColor="text1"/>
         </w:rPr>
         <w:drawing>
           <wp:inline distT="0" distB="0" distL="0" distR="0" wp14:anchorId="2F3A5998" wp14:editId="18A415CC">
@@ -829,12 +1134,14 @@
         <w:rPr>
           <w:i/>
           <w:iCs/>
+          <w:color w:val="000000" w:themeColor="text1"/>
         </w:rPr>
       </w:pPr>
       <w:r>
         <w:rPr>
           <w:i/>
           <w:iCs/>
+          <w:color w:val="000000" w:themeColor="text1"/>
         </w:rPr>
         <w:t>Figure 1: Azure Blob Storage hierarchy showing storage account, containers, and blobs used for object storage.</w:t>
       </w:r>
@@ -844,6 +1151,7 @@
         <w:rPr>
           <w:i/>
           <w:iCs/>
+          <w:color w:val="000000" w:themeColor="text1"/>
         </w:rPr>
       </w:pPr>
     </w:p>
@@ -851,24 +1159,42 @@
       <w:pPr>
         <w:pStyle w:val="Heading3"/>
         <w:spacing w:before="120" w:after="80"/>
-      </w:pPr>
-      <w:r>
+        <w:rPr>
+          <w:color w:val="000000" w:themeColor="text1"/>
+        </w:rPr>
+      </w:pPr>
+      <w:r>
+        <w:rPr>
+          <w:color w:val="000000" w:themeColor="text1"/>
+        </w:rPr>
         <w:t>Python SDK Practice:</w:t>
       </w:r>
     </w:p>
     <w:p>
       <w:pPr>
         <w:spacing w:after="100"/>
-      </w:pPr>
-      <w:r>
+        <w:rPr>
+          <w:color w:val="000000" w:themeColor="text1"/>
+        </w:rPr>
+      </w:pPr>
+      <w:r>
+        <w:rPr>
+          <w:color w:val="000000" w:themeColor="text1"/>
+        </w:rPr>
         <w:t xml:space="preserve">Installed azure-storage-blob library. Wrote Python script to upload multiple files to container. Implemented download function with progress tracking. Created </w:t>
       </w:r>
       <w:proofErr w:type="spellStart"/>
       <w:r>
+        <w:rPr>
+          <w:color w:val="000000" w:themeColor="text1"/>
+        </w:rPr>
         <w:t>list_blobs</w:t>
       </w:r>
       <w:proofErr w:type="spellEnd"/>
       <w:r>
+        <w:rPr>
+          <w:color w:val="000000" w:themeColor="text1"/>
+        </w:rPr>
         <w:t xml:space="preserve"> function to enumerate container contents. Practiced deleting blobs programmatically. Learned blob metadata management (custom key-value pairs). Implemented error handling for connection failures and authentication issues.</w:t>
       </w:r>
     </w:p>
@@ -876,36 +1202,57 @@
       <w:pPr>
         <w:pStyle w:val="Heading3"/>
         <w:spacing w:before="120" w:after="80"/>
-      </w:pPr>
-      <w:r>
+        <w:rPr>
+          <w:color w:val="000000" w:themeColor="text1"/>
+        </w:rPr>
+      </w:pPr>
+      <w:r>
+        <w:rPr>
+          <w:color w:val="000000" w:themeColor="text1"/>
+        </w:rPr>
         <w:t>Assignment Completed:</w:t>
       </w:r>
     </w:p>
     <w:p>
       <w:pPr>
         <w:spacing w:after="200"/>
-      </w:pPr>
-      <w:r>
+        <w:rPr>
+          <w:color w:val="000000" w:themeColor="text1"/>
+        </w:rPr>
+      </w:pPr>
+      <w:r>
+        <w:rPr>
+          <w:color w:val="000000" w:themeColor="text1"/>
+        </w:rPr>
         <w:t xml:space="preserve">Built Python application to backup local folder to Azure Blob Storage. Implemented incremental backup (upload only changed files). Added logging functionality to track uploaded files with timestamps. Created restore function to download blobs back to local system. Tested with 50+ sample files </w:t>
       </w:r>
       <w:proofErr w:type="spellStart"/>
       <w:r>
+        <w:rPr>
+          <w:color w:val="000000" w:themeColor="text1"/>
+        </w:rPr>
         <w:t>totaling</w:t>
       </w:r>
       <w:proofErr w:type="spellEnd"/>
       <w:r>
+        <w:rPr>
+          <w:color w:val="000000" w:themeColor="text1"/>
+        </w:rPr>
         <w:t xml:space="preserve"> 200MB. Submitted code with documentation and test results.</w:t>
       </w:r>
     </w:p>
     <w:p>
       <w:pPr>
         <w:spacing w:after="200"/>
+        <w:rPr>
+          <w:color w:val="000000" w:themeColor="text1"/>
+        </w:rPr>
       </w:pPr>
       <w:r>
         <w:rPr>
           <w:noProof/>
-        </w:rPr>
-        <w:lastRenderedPageBreak/>
+          <w:color w:val="000000" w:themeColor="text1"/>
+        </w:rPr>
         <w:drawing>
           <wp:inline distT="0" distB="0" distL="0" distR="0" wp14:anchorId="29A77E3A" wp14:editId="0C128F41">
             <wp:extent cx="6301740" cy="2834373"/>
@@ -956,42 +1303,33 @@
         <w:rPr>
           <w:i/>
           <w:iCs/>
+          <w:color w:val="000000" w:themeColor="text1"/>
         </w:rPr>
       </w:pPr>
       <w:r>
         <w:rPr>
           <w:i/>
           <w:iCs/>
-        </w:rPr>
-        <w:t xml:space="preserve">Figure </w:t>
-      </w:r>
+          <w:color w:val="000000" w:themeColor="text1"/>
+        </w:rPr>
+        <w:lastRenderedPageBreak/>
+        <w:t xml:space="preserve">Figure 2: Event-driven processing pipeline </w:t>
+      </w:r>
+      <w:proofErr w:type="gramStart"/>
       <w:r>
         <w:rPr>
           <w:i/>
           <w:iCs/>
-        </w:rPr>
-        <w:t>2</w:t>
-      </w:r>
+          <w:color w:val="000000" w:themeColor="text1"/>
+        </w:rPr>
+        <w:t>where</w:t>
+      </w:r>
+      <w:proofErr w:type="gramEnd"/>
       <w:r>
         <w:rPr>
           <w:i/>
           <w:iCs/>
-        </w:rPr>
-        <w:t xml:space="preserve">: Event-driven processing pipeline </w:t>
-      </w:r>
-      <w:proofErr w:type="gramStart"/>
-      <w:r>
-        <w:rPr>
-          <w:i/>
-          <w:iCs/>
-        </w:rPr>
-        <w:t>where</w:t>
-      </w:r>
-      <w:proofErr w:type="gramEnd"/>
-      <w:r>
-        <w:rPr>
-          <w:i/>
-          <w:iCs/>
+          <w:color w:val="000000" w:themeColor="text1"/>
         </w:rPr>
         <w:t xml:space="preserve"> uploading a file to Blob Storage automatically triggers an Azure Function.</w:t>
       </w:r>
@@ -1000,8 +1338,14 @@
       <w:pPr>
         <w:pStyle w:val="Heading2"/>
         <w:spacing w:before="200" w:after="100"/>
-      </w:pPr>
-      <w:r>
+        <w:rPr>
+          <w:color w:val="000000" w:themeColor="text1"/>
+        </w:rPr>
+      </w:pPr>
+      <w:r>
+        <w:rPr>
+          <w:color w:val="000000" w:themeColor="text1"/>
+        </w:rPr>
         <w:t>2. Week 9 Module: Azure Experiments - Azure Functions (Session 2)</w:t>
       </w:r>
     </w:p>
@@ -1009,16 +1353,28 @@
       <w:pPr>
         <w:pStyle w:val="Heading3"/>
         <w:spacing w:before="100" w:after="80"/>
-      </w:pPr>
-      <w:r>
+        <w:rPr>
+          <w:color w:val="000000" w:themeColor="text1"/>
+        </w:rPr>
+      </w:pPr>
+      <w:r>
+        <w:rPr>
+          <w:color w:val="000000" w:themeColor="text1"/>
+        </w:rPr>
         <w:t>Description:</w:t>
       </w:r>
     </w:p>
     <w:p>
       <w:pPr>
         <w:spacing w:after="100"/>
-      </w:pPr>
-      <w:r>
+        <w:rPr>
+          <w:color w:val="000000" w:themeColor="text1"/>
+        </w:rPr>
+      </w:pPr>
+      <w:r>
+        <w:rPr>
+          <w:color w:val="000000" w:themeColor="text1"/>
+        </w:rPr>
         <w:t>Attended second "Azure Experiments" session on March 23, 2026, dedicated to serverless computing with Azure Functions. Learned to create, deploy, and manage event-driven functions with various trigger types and bindings.</w:t>
       </w:r>
     </w:p>
@@ -1026,8 +1382,14 @@
       <w:pPr>
         <w:pStyle w:val="Heading3"/>
         <w:spacing w:before="100" w:after="80"/>
-      </w:pPr>
-      <w:r>
+        <w:rPr>
+          <w:color w:val="000000" w:themeColor="text1"/>
+        </w:rPr>
+      </w:pPr>
+      <w:r>
+        <w:rPr>
+          <w:color w:val="000000" w:themeColor="text1"/>
+        </w:rPr>
         <w:t>Key Topics Covered:</w:t>
       </w:r>
     </w:p>
@@ -1038,8 +1400,14 @@
           <w:ilvl w:val="0"/>
           <w:numId w:val="2"/>
         </w:numPr>
-      </w:pPr>
-      <w:r>
+        <w:rPr>
+          <w:color w:val="000000" w:themeColor="text1"/>
+        </w:rPr>
+      </w:pPr>
+      <w:r>
+        <w:rPr>
+          <w:color w:val="000000" w:themeColor="text1"/>
+        </w:rPr>
         <w:t>Serverless computing concepts and benefits (pay-per-execution, auto-scaling)</w:t>
       </w:r>
     </w:p>
@@ -1050,8 +1418,14 @@
           <w:ilvl w:val="0"/>
           <w:numId w:val="2"/>
         </w:numPr>
-      </w:pPr>
-      <w:r>
+        <w:rPr>
+          <w:color w:val="000000" w:themeColor="text1"/>
+        </w:rPr>
+      </w:pPr>
+      <w:r>
+        <w:rPr>
+          <w:color w:val="000000" w:themeColor="text1"/>
+        </w:rPr>
         <w:t>Azure Functions architecture and execution model</w:t>
       </w:r>
     </w:p>
@@ -1062,8 +1436,14 @@
           <w:ilvl w:val="0"/>
           <w:numId w:val="2"/>
         </w:numPr>
-      </w:pPr>
-      <w:r>
+        <w:rPr>
+          <w:color w:val="000000" w:themeColor="text1"/>
+        </w:rPr>
+      </w:pPr>
+      <w:r>
+        <w:rPr>
+          <w:color w:val="000000" w:themeColor="text1"/>
+        </w:rPr>
         <w:t>Function App creation and configuration</w:t>
       </w:r>
     </w:p>
@@ -1074,8 +1454,14 @@
           <w:ilvl w:val="0"/>
           <w:numId w:val="2"/>
         </w:numPr>
-      </w:pPr>
-      <w:r>
+        <w:rPr>
+          <w:color w:val="000000" w:themeColor="text1"/>
+        </w:rPr>
+      </w:pPr>
+      <w:r>
+        <w:rPr>
+          <w:color w:val="000000" w:themeColor="text1"/>
+        </w:rPr>
         <w:t>Trigger types: HTTP, Timer, Blob, Queue, Event Grid, Service Bus</w:t>
       </w:r>
     </w:p>
@@ -1086,8 +1472,14 @@
           <w:ilvl w:val="0"/>
           <w:numId w:val="2"/>
         </w:numPr>
-      </w:pPr>
-      <w:r>
+        <w:rPr>
+          <w:color w:val="000000" w:themeColor="text1"/>
+        </w:rPr>
+      </w:pPr>
+      <w:r>
+        <w:rPr>
+          <w:color w:val="000000" w:themeColor="text1"/>
+        </w:rPr>
         <w:t>HTTP triggers: GET, POST methods, request/response handling</w:t>
       </w:r>
     </w:p>
@@ -1098,8 +1490,14 @@
           <w:ilvl w:val="0"/>
           <w:numId w:val="2"/>
         </w:numPr>
-      </w:pPr>
-      <w:r>
+        <w:rPr>
+          <w:color w:val="000000" w:themeColor="text1"/>
+        </w:rPr>
+      </w:pPr>
+      <w:r>
+        <w:rPr>
+          <w:color w:val="000000" w:themeColor="text1"/>
+        </w:rPr>
         <w:t>Timer triggers: Cron expressions for scheduled execution</w:t>
       </w:r>
     </w:p>
@@ -1110,8 +1508,14 @@
           <w:ilvl w:val="0"/>
           <w:numId w:val="2"/>
         </w:numPr>
-      </w:pPr>
-      <w:r>
+        <w:rPr>
+          <w:color w:val="000000" w:themeColor="text1"/>
+        </w:rPr>
+      </w:pPr>
+      <w:r>
+        <w:rPr>
+          <w:color w:val="000000" w:themeColor="text1"/>
+        </w:rPr>
         <w:t>Blob triggers: Automatic execution on file upload</w:t>
       </w:r>
     </w:p>
@@ -1122,8 +1526,14 @@
           <w:ilvl w:val="0"/>
           <w:numId w:val="2"/>
         </w:numPr>
-      </w:pPr>
-      <w:r>
+        <w:rPr>
+          <w:color w:val="000000" w:themeColor="text1"/>
+        </w:rPr>
+      </w:pPr>
+      <w:r>
+        <w:rPr>
+          <w:color w:val="000000" w:themeColor="text1"/>
+        </w:rPr>
         <w:t>Input and output bindings for connecting to other services</w:t>
       </w:r>
     </w:p>
@@ -1134,8 +1544,14 @@
           <w:ilvl w:val="0"/>
           <w:numId w:val="2"/>
         </w:numPr>
-      </w:pPr>
-      <w:r>
+        <w:rPr>
+          <w:color w:val="000000" w:themeColor="text1"/>
+        </w:rPr>
+      </w:pPr>
+      <w:r>
+        <w:rPr>
+          <w:color w:val="000000" w:themeColor="text1"/>
+        </w:rPr>
         <w:t>Supported languages: Python, C#, JavaScript, Java, PowerShell</w:t>
       </w:r>
     </w:p>
@@ -1146,8 +1562,14 @@
           <w:ilvl w:val="0"/>
           <w:numId w:val="2"/>
         </w:numPr>
-      </w:pPr>
-      <w:r>
+        <w:rPr>
+          <w:color w:val="000000" w:themeColor="text1"/>
+        </w:rPr>
+      </w:pPr>
+      <w:r>
+        <w:rPr>
+          <w:color w:val="000000" w:themeColor="text1"/>
+        </w:rPr>
         <w:t>Durable Functions for stateful workflows</w:t>
       </w:r>
     </w:p>
@@ -1158,8 +1580,14 @@
           <w:ilvl w:val="0"/>
           <w:numId w:val="2"/>
         </w:numPr>
-      </w:pPr>
-      <w:r>
+        <w:rPr>
+          <w:color w:val="000000" w:themeColor="text1"/>
+        </w:rPr>
+      </w:pPr>
+      <w:r>
+        <w:rPr>
+          <w:color w:val="000000" w:themeColor="text1"/>
+        </w:rPr>
         <w:t>Application Insights integration for monitoring and logging</w:t>
       </w:r>
     </w:p>
@@ -1170,8 +1598,14 @@
           <w:ilvl w:val="0"/>
           <w:numId w:val="2"/>
         </w:numPr>
-      </w:pPr>
-      <w:r>
+        <w:rPr>
+          <w:color w:val="000000" w:themeColor="text1"/>
+        </w:rPr>
+      </w:pPr>
+      <w:r>
+        <w:rPr>
+          <w:color w:val="000000" w:themeColor="text1"/>
+        </w:rPr>
         <w:t>Environment variables and application settings</w:t>
       </w:r>
     </w:p>
@@ -1182,8 +1616,14 @@
           <w:ilvl w:val="0"/>
           <w:numId w:val="2"/>
         </w:numPr>
-      </w:pPr>
-      <w:r>
+        <w:rPr>
+          <w:color w:val="000000" w:themeColor="text1"/>
+        </w:rPr>
+      </w:pPr>
+      <w:r>
+        <w:rPr>
+          <w:color w:val="000000" w:themeColor="text1"/>
+        </w:rPr>
         <w:t>Consumption plan vs Premium plan pricing</w:t>
       </w:r>
     </w:p>
@@ -1194,22 +1634,36 @@
           <w:ilvl w:val="0"/>
           <w:numId w:val="2"/>
         </w:numPr>
-      </w:pPr>
-      <w:r>
+        <w:rPr>
+          <w:color w:val="000000" w:themeColor="text1"/>
+        </w:rPr>
+      </w:pPr>
+      <w:r>
+        <w:rPr>
+          <w:color w:val="000000" w:themeColor="text1"/>
+        </w:rPr>
         <w:t>Deployment methods: Portal, VS Code, Azure CLI, GitHub Actions</w:t>
       </w:r>
     </w:p>
     <w:p>
       <w:pPr>
         <w:ind w:left="360"/>
-      </w:pPr>
-    </w:p>
-    <w:p>
+        <w:rPr>
+          <w:color w:val="000000" w:themeColor="text1"/>
+        </w:rPr>
+      </w:pPr>
+    </w:p>
+    <w:p>
+      <w:pPr>
+        <w:rPr>
+          <w:color w:val="000000" w:themeColor="text1"/>
+        </w:rPr>
+      </w:pPr>
       <w:r>
         <w:rPr>
           <w:noProof/>
-        </w:rPr>
-        <w:lastRenderedPageBreak/>
+          <w:color w:val="000000" w:themeColor="text1"/>
+        </w:rPr>
         <w:drawing>
           <wp:inline distT="0" distB="0" distL="0" distR="0" wp14:anchorId="2CD219EE" wp14:editId="5F762748">
             <wp:extent cx="6388021" cy="2514600"/>
@@ -1259,36 +1713,25 @@
         <w:rPr>
           <w:i/>
           <w:iCs/>
+          <w:color w:val="000000" w:themeColor="text1"/>
         </w:rPr>
       </w:pPr>
       <w:r>
         <w:rPr>
           <w:i/>
           <w:iCs/>
-        </w:rPr>
-        <w:t xml:space="preserve">Figure </w:t>
-      </w:r>
-      <w:r>
+          <w:color w:val="000000" w:themeColor="text1"/>
+        </w:rPr>
+        <w:t>Figure 3: Serverless architecture using Azure Functions with triggers, bindings, and event-driven execution.</w:t>
+      </w:r>
+    </w:p>
+    <w:p>
+      <w:pPr>
+        <w:jc w:val="center"/>
         <w:rPr>
           <w:i/>
           <w:iCs/>
-        </w:rPr>
-        <w:t>3</w:t>
-      </w:r>
-      <w:r>
-        <w:rPr>
-          <w:i/>
-          <w:iCs/>
-        </w:rPr>
-        <w:t>: Serverless architecture using Azure Functions with triggers, bindings, and event-driven execution.</w:t>
-      </w:r>
-    </w:p>
-    <w:p>
-      <w:pPr>
-        <w:jc w:val="center"/>
-        <w:rPr>
-          <w:i/>
-          <w:iCs/>
+          <w:color w:val="000000" w:themeColor="text1"/>
         </w:rPr>
       </w:pPr>
     </w:p>
@@ -1296,8 +1739,14 @@
       <w:pPr>
         <w:pStyle w:val="Heading3"/>
         <w:spacing w:before="120" w:after="80"/>
-      </w:pPr>
-      <w:r>
+        <w:rPr>
+          <w:color w:val="000000" w:themeColor="text1"/>
+        </w:rPr>
+      </w:pPr>
+      <w:r>
+        <w:rPr>
+          <w:color w:val="000000" w:themeColor="text1"/>
+        </w:rPr>
         <w:t>Hands-on Lab Exercises:</w:t>
       </w:r>
     </w:p>
@@ -1308,8 +1757,14 @@
           <w:ilvl w:val="0"/>
           <w:numId w:val="2"/>
         </w:numPr>
-      </w:pPr>
-      <w:r>
+        <w:rPr>
+          <w:color w:val="000000" w:themeColor="text1"/>
+        </w:rPr>
+      </w:pPr>
+      <w:r>
+        <w:rPr>
+          <w:color w:val="000000" w:themeColor="text1"/>
+        </w:rPr>
         <w:t>Created Function App 'elevateFunctions2026' with Python 3.10 runtime</w:t>
       </w:r>
     </w:p>
@@ -1320,8 +1775,14 @@
           <w:ilvl w:val="0"/>
           <w:numId w:val="2"/>
         </w:numPr>
-      </w:pPr>
-      <w:r>
+        <w:rPr>
+          <w:color w:val="000000" w:themeColor="text1"/>
+        </w:rPr>
+      </w:pPr>
+      <w:r>
+        <w:rPr>
+          <w:color w:val="000000" w:themeColor="text1"/>
+        </w:rPr>
         <w:t>Developed HTTP-triggered function to process JSON data (calculator API)</w:t>
       </w:r>
     </w:p>
@@ -1332,8 +1793,14 @@
           <w:ilvl w:val="0"/>
           <w:numId w:val="2"/>
         </w:numPr>
-      </w:pPr>
-      <w:r>
+        <w:rPr>
+          <w:color w:val="000000" w:themeColor="text1"/>
+        </w:rPr>
+      </w:pPr>
+      <w:r>
+        <w:rPr>
+          <w:color w:val="000000" w:themeColor="text1"/>
+        </w:rPr>
         <w:t>Created Timer-triggered function to run daily at 9 AM (0 0 9 * * *)</w:t>
       </w:r>
     </w:p>
@@ -1344,8 +1811,14 @@
           <w:ilvl w:val="0"/>
           <w:numId w:val="2"/>
         </w:numPr>
-      </w:pPr>
-      <w:r>
+        <w:rPr>
+          <w:color w:val="000000" w:themeColor="text1"/>
+        </w:rPr>
+      </w:pPr>
+      <w:r>
+        <w:rPr>
+          <w:color w:val="000000" w:themeColor="text1"/>
+        </w:rPr>
         <w:t>Built Blob-triggered function to process uploaded images</w:t>
       </w:r>
     </w:p>
@@ -1356,8 +1829,14 @@
           <w:ilvl w:val="0"/>
           <w:numId w:val="2"/>
         </w:numPr>
-      </w:pPr>
-      <w:r>
+        <w:rPr>
+          <w:color w:val="000000" w:themeColor="text1"/>
+        </w:rPr>
+      </w:pPr>
+      <w:r>
+        <w:rPr>
+          <w:color w:val="000000" w:themeColor="text1"/>
+        </w:rPr>
         <w:t>Tested functions using Azure Portal test interface</w:t>
       </w:r>
     </w:p>
@@ -1368,8 +1847,14 @@
           <w:ilvl w:val="0"/>
           <w:numId w:val="2"/>
         </w:numPr>
-      </w:pPr>
-      <w:r>
+        <w:rPr>
+          <w:color w:val="000000" w:themeColor="text1"/>
+        </w:rPr>
+      </w:pPr>
+      <w:r>
+        <w:rPr>
+          <w:color w:val="000000" w:themeColor="text1"/>
+        </w:rPr>
         <w:t>Configured output binding to write results to another Blob container</w:t>
       </w:r>
     </w:p>
@@ -1380,8 +1865,14 @@
           <w:ilvl w:val="0"/>
           <w:numId w:val="2"/>
         </w:numPr>
-      </w:pPr>
-      <w:r>
+        <w:rPr>
+          <w:color w:val="000000" w:themeColor="text1"/>
+        </w:rPr>
+      </w:pPr>
+      <w:r>
+        <w:rPr>
+          <w:color w:val="000000" w:themeColor="text1"/>
+        </w:rPr>
         <w:t>Used Postman to test HTTP function endpoints</w:t>
       </w:r>
     </w:p>
@@ -1392,8 +1883,14 @@
           <w:ilvl w:val="0"/>
           <w:numId w:val="2"/>
         </w:numPr>
-      </w:pPr>
-      <w:r>
+        <w:rPr>
+          <w:color w:val="000000" w:themeColor="text1"/>
+        </w:rPr>
+      </w:pPr>
+      <w:r>
+        <w:rPr>
+          <w:color w:val="000000" w:themeColor="text1"/>
+        </w:rPr>
         <w:t>Monitored function executions in Application Insights</w:t>
       </w:r>
     </w:p>
@@ -1404,13 +1901,22 @@
           <w:ilvl w:val="0"/>
           <w:numId w:val="2"/>
         </w:numPr>
+        <w:rPr>
+          <w:color w:val="000000" w:themeColor="text1"/>
+        </w:rPr>
       </w:pPr>
       <w:proofErr w:type="spellStart"/>
       <w:r>
+        <w:rPr>
+          <w:color w:val="000000" w:themeColor="text1"/>
+        </w:rPr>
         <w:t>Analyzed</w:t>
       </w:r>
       <w:proofErr w:type="spellEnd"/>
       <w:r>
+        <w:rPr>
+          <w:color w:val="000000" w:themeColor="text1"/>
+        </w:rPr>
         <w:t xml:space="preserve"> logs and performance metrics</w:t>
       </w:r>
     </w:p>
@@ -1418,26 +1924,51 @@
       <w:pPr>
         <w:pStyle w:val="Heading3"/>
         <w:spacing w:before="120" w:after="80"/>
-      </w:pPr>
-      <w:r>
+        <w:rPr>
+          <w:color w:val="000000" w:themeColor="text1"/>
+        </w:rPr>
+      </w:pPr>
+      <w:r>
+        <w:rPr>
+          <w:color w:val="000000" w:themeColor="text1"/>
+        </w:rPr>
         <w:t>Python Function Development:</w:t>
       </w:r>
     </w:p>
     <w:p>
       <w:pPr>
         <w:spacing w:after="100"/>
-      </w:pPr>
-      <w:r>
-        <w:t xml:space="preserve">Developed HTTP function to accept student data (name, marks) and calculate grade. Implemented input validation and error handling. Created Timer function to send daily email report using SendGrid binding. Built Blob-triggered function to resize uploaded images using Pillow library. Configured </w:t>
+        <w:rPr>
+          <w:color w:val="000000" w:themeColor="text1"/>
+        </w:rPr>
+      </w:pPr>
+      <w:r>
+        <w:rPr>
+          <w:color w:val="000000" w:themeColor="text1"/>
+        </w:rPr>
+        <w:t xml:space="preserve">Developed HTTP function to accept student data (name, marks) and calculate grade. Implemented input validation and error handling. Created Timer function to send daily email report using SendGrid binding. Built </w:t>
+      </w:r>
+      <w:r>
+        <w:rPr>
+          <w:color w:val="000000" w:themeColor="text1"/>
+        </w:rPr>
+        <w:lastRenderedPageBreak/>
+        <w:t xml:space="preserve">Blob-triggered function to resize uploaded images using Pillow library. Configured </w:t>
       </w:r>
       <w:proofErr w:type="spellStart"/>
       <w:proofErr w:type="gramStart"/>
       <w:r>
+        <w:rPr>
+          <w:color w:val="000000" w:themeColor="text1"/>
+        </w:rPr>
         <w:t>function.json</w:t>
       </w:r>
       <w:proofErr w:type="spellEnd"/>
       <w:proofErr w:type="gramEnd"/>
       <w:r>
+        <w:rPr>
+          <w:color w:val="000000" w:themeColor="text1"/>
+        </w:rPr>
         <w:t xml:space="preserve"> for triggers and bindings. Tested local development using Azure Functions Core Tools. Deployed functions to Azure using VS Code extension.</w:t>
       </w:r>
     </w:p>
@@ -1445,40 +1976,67 @@
       <w:pPr>
         <w:pStyle w:val="Heading3"/>
         <w:spacing w:before="120" w:after="80"/>
-      </w:pPr>
-      <w:r>
+        <w:rPr>
+          <w:color w:val="000000" w:themeColor="text1"/>
+        </w:rPr>
+      </w:pPr>
+      <w:r>
+        <w:rPr>
+          <w:color w:val="000000" w:themeColor="text1"/>
+        </w:rPr>
         <w:t>Assignment Completed:</w:t>
       </w:r>
     </w:p>
     <w:p>
       <w:pPr>
         <w:spacing w:after="200"/>
-      </w:pPr>
-      <w:r>
+        <w:rPr>
+          <w:color w:val="000000" w:themeColor="text1"/>
+        </w:rPr>
+      </w:pPr>
+      <w:r>
+        <w:rPr>
+          <w:color w:val="000000" w:themeColor="text1"/>
+        </w:rPr>
         <w:t>Created serverless file processing pipeline: (1) User uploads file to Blob Storage, (2) Blob trigger activates function, (3) Function processes file (validate, transform), (4) Processed file written to output container, (5) HTTP function provides status API. Implemented error handling and retry logic. Created complete documentation with architecture diagram. Successfully processed 20 test files. Submitted code and demonstration video.</w:t>
       </w:r>
     </w:p>
     <w:p>
       <w:pPr>
         <w:spacing w:after="200"/>
+        <w:rPr>
+          <w:color w:val="000000" w:themeColor="text1"/>
+        </w:rPr>
       </w:pPr>
     </w:p>
     <w:p>
       <w:pPr>
         <w:spacing w:after="200"/>
+        <w:rPr>
+          <w:color w:val="000000" w:themeColor="text1"/>
+        </w:rPr>
       </w:pPr>
     </w:p>
     <w:p>
       <w:pPr>
         <w:spacing w:after="200"/>
+        <w:rPr>
+          <w:color w:val="000000" w:themeColor="text1"/>
+        </w:rPr>
       </w:pPr>
     </w:p>
     <w:p>
       <w:pPr>
         <w:pStyle w:val="Heading2"/>
         <w:spacing w:before="200" w:after="100"/>
-      </w:pPr>
-      <w:r>
+        <w:rPr>
+          <w:color w:val="000000" w:themeColor="text1"/>
+        </w:rPr>
+      </w:pPr>
+      <w:r>
+        <w:rPr>
+          <w:color w:val="000000" w:themeColor="text1"/>
+        </w:rPr>
         <w:t>3. Week 9 Module: Azure Experiments - Cosmos DB (Session 3)</w:t>
       </w:r>
     </w:p>
@@ -1486,16 +2044,28 @@
       <w:pPr>
         <w:pStyle w:val="Heading3"/>
         <w:spacing w:before="100" w:after="80"/>
-      </w:pPr>
-      <w:r>
+        <w:rPr>
+          <w:color w:val="000000" w:themeColor="text1"/>
+        </w:rPr>
+      </w:pPr>
+      <w:r>
+        <w:rPr>
+          <w:color w:val="000000" w:themeColor="text1"/>
+        </w:rPr>
         <w:t>Description:</w:t>
       </w:r>
     </w:p>
     <w:p>
       <w:pPr>
         <w:spacing w:after="100"/>
-      </w:pPr>
-      <w:r>
+        <w:rPr>
+          <w:color w:val="000000" w:themeColor="text1"/>
+        </w:rPr>
+      </w:pPr>
+      <w:r>
+        <w:rPr>
+          <w:color w:val="000000" w:themeColor="text1"/>
+        </w:rPr>
         <w:t>Attended third "Azure Experiments" session on March 27, 2026, covering Azure Cosmos DB - Microsoft's globally distributed, multi-model NoSQL database service. Learned document storage, querying, partitioning, and performance optimization.</w:t>
       </w:r>
     </w:p>
@@ -1503,9 +2073,14 @@
       <w:pPr>
         <w:pStyle w:val="Heading3"/>
         <w:spacing w:before="100" w:after="80"/>
-      </w:pPr>
-      <w:r>
-        <w:lastRenderedPageBreak/>
+        <w:rPr>
+          <w:color w:val="000000" w:themeColor="text1"/>
+        </w:rPr>
+      </w:pPr>
+      <w:r>
+        <w:rPr>
+          <w:color w:val="000000" w:themeColor="text1"/>
+        </w:rPr>
         <w:t>Key Topics Covered:</w:t>
       </w:r>
     </w:p>
@@ -1516,8 +2091,14 @@
           <w:ilvl w:val="0"/>
           <w:numId w:val="2"/>
         </w:numPr>
-      </w:pPr>
-      <w:r>
+        <w:rPr>
+          <w:color w:val="000000" w:themeColor="text1"/>
+        </w:rPr>
+      </w:pPr>
+      <w:r>
+        <w:rPr>
+          <w:color w:val="000000" w:themeColor="text1"/>
+        </w:rPr>
         <w:t>Azure Cosmos DB overview: globally distributed, multi-region writes</w:t>
       </w:r>
     </w:p>
@@ -1528,8 +2109,14 @@
           <w:ilvl w:val="0"/>
           <w:numId w:val="2"/>
         </w:numPr>
-      </w:pPr>
-      <w:r>
+        <w:rPr>
+          <w:color w:val="000000" w:themeColor="text1"/>
+        </w:rPr>
+      </w:pPr>
+      <w:r>
+        <w:rPr>
+          <w:color w:val="000000" w:themeColor="text1"/>
+        </w:rPr>
         <w:t>API options: Core (SQL), MongoDB, Cassandra, Gremlin, Table</w:t>
       </w:r>
     </w:p>
@@ -1540,8 +2127,14 @@
           <w:ilvl w:val="0"/>
           <w:numId w:val="2"/>
         </w:numPr>
-      </w:pPr>
-      <w:r>
+        <w:rPr>
+          <w:color w:val="000000" w:themeColor="text1"/>
+        </w:rPr>
+      </w:pPr>
+      <w:r>
+        <w:rPr>
+          <w:color w:val="000000" w:themeColor="text1"/>
+        </w:rPr>
         <w:t>Document-based NoSQL data model (JSON documents)</w:t>
       </w:r>
     </w:p>
@@ -1552,8 +2145,14 @@
           <w:ilvl w:val="0"/>
           <w:numId w:val="2"/>
         </w:numPr>
-      </w:pPr>
-      <w:r>
+        <w:rPr>
+          <w:color w:val="000000" w:themeColor="text1"/>
+        </w:rPr>
+      </w:pPr>
+      <w:r>
+        <w:rPr>
+          <w:color w:val="000000" w:themeColor="text1"/>
+        </w:rPr>
         <w:t>Database and container hierarchy</w:t>
       </w:r>
     </w:p>
@@ -1564,8 +2163,14 @@
           <w:ilvl w:val="0"/>
           <w:numId w:val="2"/>
         </w:numPr>
-      </w:pPr>
-      <w:r>
+        <w:rPr>
+          <w:color w:val="000000" w:themeColor="text1"/>
+        </w:rPr>
+      </w:pPr>
+      <w:r>
+        <w:rPr>
+          <w:color w:val="000000" w:themeColor="text1"/>
+        </w:rPr>
         <w:t>Partition key selection and importance for scalability</w:t>
       </w:r>
     </w:p>
@@ -1576,8 +2181,14 @@
           <w:ilvl w:val="0"/>
           <w:numId w:val="2"/>
         </w:numPr>
-      </w:pPr>
-      <w:r>
+        <w:rPr>
+          <w:color w:val="000000" w:themeColor="text1"/>
+        </w:rPr>
+      </w:pPr>
+      <w:r>
+        <w:rPr>
+          <w:color w:val="000000" w:themeColor="text1"/>
+        </w:rPr>
         <w:t>Request Units (RUs): throughput measurement and pricing</w:t>
       </w:r>
     </w:p>
@@ -1588,8 +2199,14 @@
           <w:ilvl w:val="0"/>
           <w:numId w:val="2"/>
         </w:numPr>
-      </w:pPr>
-      <w:r>
+        <w:rPr>
+          <w:color w:val="000000" w:themeColor="text1"/>
+        </w:rPr>
+      </w:pPr>
+      <w:r>
+        <w:rPr>
+          <w:color w:val="000000" w:themeColor="text1"/>
+        </w:rPr>
         <w:t>Consistency levels: Strong, Bounded staleness, Session, Consistent prefix, Eventual</w:t>
       </w:r>
     </w:p>
@@ -1600,16 +2217,28 @@
           <w:ilvl w:val="0"/>
           <w:numId w:val="2"/>
         </w:numPr>
-      </w:pPr>
-      <w:r>
+        <w:rPr>
+          <w:color w:val="000000" w:themeColor="text1"/>
+        </w:rPr>
+      </w:pPr>
+      <w:r>
+        <w:rPr>
+          <w:color w:val="000000" w:themeColor="text1"/>
+        </w:rPr>
         <w:t xml:space="preserve">SQL query syntax for Cosmos DB (SELECT, </w:t>
       </w:r>
       <w:proofErr w:type="gramStart"/>
       <w:r>
+        <w:rPr>
+          <w:color w:val="000000" w:themeColor="text1"/>
+        </w:rPr>
         <w:t>WHERE</w:t>
       </w:r>
       <w:proofErr w:type="gramEnd"/>
       <w:r>
+        <w:rPr>
+          <w:color w:val="000000" w:themeColor="text1"/>
+        </w:rPr>
         <w:t>, ORDER BY)</w:t>
       </w:r>
     </w:p>
@@ -1620,8 +2249,14 @@
           <w:ilvl w:val="0"/>
           <w:numId w:val="2"/>
         </w:numPr>
-      </w:pPr>
-      <w:r>
+        <w:rPr>
+          <w:color w:val="000000" w:themeColor="text1"/>
+        </w:rPr>
+      </w:pPr>
+      <w:r>
+        <w:rPr>
+          <w:color w:val="000000" w:themeColor="text1"/>
+        </w:rPr>
         <w:t>Indexing policies: automatic indexing vs custom policies</w:t>
       </w:r>
     </w:p>
@@ -1632,8 +2267,14 @@
           <w:ilvl w:val="0"/>
           <w:numId w:val="2"/>
         </w:numPr>
-      </w:pPr>
-      <w:r>
+        <w:rPr>
+          <w:color w:val="000000" w:themeColor="text1"/>
+        </w:rPr>
+      </w:pPr>
+      <w:r>
+        <w:rPr>
+          <w:color w:val="000000" w:themeColor="text1"/>
+        </w:rPr>
         <w:t>Change feed for real-time data processing</w:t>
       </w:r>
     </w:p>
@@ -1644,8 +2285,14 @@
           <w:ilvl w:val="0"/>
           <w:numId w:val="2"/>
         </w:numPr>
-      </w:pPr>
-      <w:r>
+        <w:rPr>
+          <w:color w:val="000000" w:themeColor="text1"/>
+        </w:rPr>
+      </w:pPr>
+      <w:r>
+        <w:rPr>
+          <w:color w:val="000000" w:themeColor="text1"/>
+        </w:rPr>
         <w:t>Stored procedures, triggers, and user-defined functions (UDFs)</w:t>
       </w:r>
     </w:p>
@@ -1656,8 +2303,14 @@
           <w:ilvl w:val="0"/>
           <w:numId w:val="2"/>
         </w:numPr>
-      </w:pPr>
-      <w:r>
+        <w:rPr>
+          <w:color w:val="000000" w:themeColor="text1"/>
+        </w:rPr>
+      </w:pPr>
+      <w:r>
+        <w:rPr>
+          <w:color w:val="000000" w:themeColor="text1"/>
+        </w:rPr>
         <w:t>Multi-region replication and failover configuration</w:t>
       </w:r>
     </w:p>
@@ -1668,8 +2321,14 @@
           <w:ilvl w:val="0"/>
           <w:numId w:val="2"/>
         </w:numPr>
-      </w:pPr>
-      <w:r>
+        <w:rPr>
+          <w:color w:val="000000" w:themeColor="text1"/>
+        </w:rPr>
+      </w:pPr>
+      <w:r>
+        <w:rPr>
+          <w:color w:val="000000" w:themeColor="text1"/>
+        </w:rPr>
         <w:t>Backup and restore options</w:t>
       </w:r>
     </w:p>
@@ -1680,8 +2339,14 @@
           <w:ilvl w:val="0"/>
           <w:numId w:val="2"/>
         </w:numPr>
-      </w:pPr>
-      <w:r>
+        <w:rPr>
+          <w:color w:val="000000" w:themeColor="text1"/>
+        </w:rPr>
+      </w:pPr>
+      <w:r>
+        <w:rPr>
+          <w:color w:val="000000" w:themeColor="text1"/>
+        </w:rPr>
         <w:t>Python SDK (azure-cosmos) for CRUD operations</w:t>
       </w:r>
     </w:p>
@@ -1692,8 +2357,14 @@
           <w:ilvl w:val="0"/>
           <w:numId w:val="2"/>
         </w:numPr>
-      </w:pPr>
-      <w:r>
+        <w:rPr>
+          <w:color w:val="000000" w:themeColor="text1"/>
+        </w:rPr>
+      </w:pPr>
+      <w:r>
+        <w:rPr>
+          <w:color w:val="000000" w:themeColor="text1"/>
+        </w:rPr>
         <w:t>Cost optimization: serverless vs provisioned throughput</w:t>
       </w:r>
     </w:p>
@@ -1701,8 +2372,14 @@
       <w:pPr>
         <w:pStyle w:val="Heading3"/>
         <w:spacing w:before="120" w:after="80"/>
-      </w:pPr>
-      <w:r>
+        <w:rPr>
+          <w:color w:val="000000" w:themeColor="text1"/>
+        </w:rPr>
+      </w:pPr>
+      <w:r>
+        <w:rPr>
+          <w:color w:val="000000" w:themeColor="text1"/>
+        </w:rPr>
         <w:t>Hands-on Lab Exercises:</w:t>
       </w:r>
     </w:p>
@@ -1713,16 +2390,28 @@
           <w:ilvl w:val="0"/>
           <w:numId w:val="2"/>
         </w:numPr>
-      </w:pPr>
-      <w:r>
+        <w:rPr>
+          <w:color w:val="000000" w:themeColor="text1"/>
+        </w:rPr>
+      </w:pPr>
+      <w:r>
+        <w:rPr>
+          <w:color w:val="000000" w:themeColor="text1"/>
+        </w:rPr>
         <w:t>Created Cosmos DB account '</w:t>
       </w:r>
       <w:proofErr w:type="spellStart"/>
       <w:r>
+        <w:rPr>
+          <w:color w:val="000000" w:themeColor="text1"/>
+        </w:rPr>
         <w:t>elevatecosmosdb</w:t>
       </w:r>
       <w:proofErr w:type="spellEnd"/>
       <w:r>
+        <w:rPr>
+          <w:color w:val="000000" w:themeColor="text1"/>
+        </w:rPr>
         <w:t>' with Core SQL API</w:t>
       </w:r>
     </w:p>
@@ -1733,16 +2422,28 @@
           <w:ilvl w:val="0"/>
           <w:numId w:val="2"/>
         </w:numPr>
-      </w:pPr>
-      <w:r>
+        <w:rPr>
+          <w:color w:val="000000" w:themeColor="text1"/>
+        </w:rPr>
+      </w:pPr>
+      <w:r>
+        <w:rPr>
+          <w:color w:val="000000" w:themeColor="text1"/>
+        </w:rPr>
         <w:t>Created database '</w:t>
       </w:r>
       <w:proofErr w:type="spellStart"/>
       <w:r>
+        <w:rPr>
+          <w:color w:val="000000" w:themeColor="text1"/>
+        </w:rPr>
         <w:t>StudentDB</w:t>
       </w:r>
       <w:proofErr w:type="spellEnd"/>
       <w:r>
+        <w:rPr>
+          <w:color w:val="000000" w:themeColor="text1"/>
+        </w:rPr>
         <w:t>' with container 'Students'</w:t>
       </w:r>
     </w:p>
@@ -1753,16 +2454,28 @@
           <w:ilvl w:val="0"/>
           <w:numId w:val="2"/>
         </w:numPr>
-      </w:pPr>
-      <w:r>
+        <w:rPr>
+          <w:color w:val="000000" w:themeColor="text1"/>
+        </w:rPr>
+      </w:pPr>
+      <w:r>
+        <w:rPr>
+          <w:color w:val="000000" w:themeColor="text1"/>
+        </w:rPr>
         <w:t>Selected partition key '/</w:t>
       </w:r>
       <w:proofErr w:type="spellStart"/>
       <w:r>
+        <w:rPr>
+          <w:color w:val="000000" w:themeColor="text1"/>
+        </w:rPr>
         <w:t>enrollmentNo</w:t>
       </w:r>
       <w:proofErr w:type="spellEnd"/>
       <w:r>
+        <w:rPr>
+          <w:color w:val="000000" w:themeColor="text1"/>
+        </w:rPr>
         <w:t>' for efficient querying</w:t>
       </w:r>
     </w:p>
@@ -1773,8 +2486,14 @@
           <w:ilvl w:val="0"/>
           <w:numId w:val="2"/>
         </w:numPr>
-      </w:pPr>
-      <w:r>
+        <w:rPr>
+          <w:color w:val="000000" w:themeColor="text1"/>
+        </w:rPr>
+      </w:pPr>
+      <w:r>
+        <w:rPr>
+          <w:color w:val="000000" w:themeColor="text1"/>
+        </w:rPr>
         <w:t>Provisioned 400 RU/s throughput for container</w:t>
       </w:r>
     </w:p>
@@ -1785,8 +2504,14 @@
           <w:ilvl w:val="0"/>
           <w:numId w:val="2"/>
         </w:numPr>
-      </w:pPr>
-      <w:r>
+        <w:rPr>
+          <w:color w:val="000000" w:themeColor="text1"/>
+        </w:rPr>
+      </w:pPr>
+      <w:r>
+        <w:rPr>
+          <w:color w:val="000000" w:themeColor="text1"/>
+        </w:rPr>
         <w:t>Inserted sample documents using Data Explorer</w:t>
       </w:r>
     </w:p>
@@ -1797,8 +2522,14 @@
           <w:ilvl w:val="0"/>
           <w:numId w:val="2"/>
         </w:numPr>
-      </w:pPr>
-      <w:r>
+        <w:rPr>
+          <w:color w:val="000000" w:themeColor="text1"/>
+        </w:rPr>
+      </w:pPr>
+      <w:r>
+        <w:rPr>
+          <w:color w:val="000000" w:themeColor="text1"/>
+        </w:rPr>
         <w:t>Executed SQL queries to filter and sort documents</w:t>
       </w:r>
     </w:p>
@@ -1809,8 +2540,14 @@
           <w:ilvl w:val="0"/>
           <w:numId w:val="2"/>
         </w:numPr>
-      </w:pPr>
-      <w:r>
+        <w:rPr>
+          <w:color w:val="000000" w:themeColor="text1"/>
+        </w:rPr>
+      </w:pPr>
+      <w:r>
+        <w:rPr>
+          <w:color w:val="000000" w:themeColor="text1"/>
+        </w:rPr>
         <w:t>Updated documents using REPLACE operation</w:t>
       </w:r>
     </w:p>
@@ -1821,8 +2558,14 @@
           <w:ilvl w:val="0"/>
           <w:numId w:val="2"/>
         </w:numPr>
-      </w:pPr>
-      <w:r>
+        <w:rPr>
+          <w:color w:val="000000" w:themeColor="text1"/>
+        </w:rPr>
+      </w:pPr>
+      <w:r>
+        <w:rPr>
+          <w:color w:val="000000" w:themeColor="text1"/>
+        </w:rPr>
         <w:t>Deleted documents using WHERE clause</w:t>
       </w:r>
     </w:p>
@@ -1833,13 +2576,22 @@
           <w:ilvl w:val="0"/>
           <w:numId w:val="2"/>
         </w:numPr>
+        <w:rPr>
+          <w:color w:val="000000" w:themeColor="text1"/>
+        </w:rPr>
       </w:pPr>
       <w:proofErr w:type="spellStart"/>
       <w:r>
+        <w:rPr>
+          <w:color w:val="000000" w:themeColor="text1"/>
+        </w:rPr>
         <w:t>Analyzed</w:t>
       </w:r>
       <w:proofErr w:type="spellEnd"/>
       <w:r>
+        <w:rPr>
+          <w:color w:val="000000" w:themeColor="text1"/>
+        </w:rPr>
         <w:t xml:space="preserve"> query execution metrics and RU consumption</w:t>
       </w:r>
     </w:p>
@@ -1850,8 +2602,14 @@
           <w:ilvl w:val="0"/>
           <w:numId w:val="2"/>
         </w:numPr>
-      </w:pPr>
-      <w:r>
+        <w:rPr>
+          <w:color w:val="000000" w:themeColor="text1"/>
+        </w:rPr>
+      </w:pPr>
+      <w:r>
+        <w:rPr>
+          <w:color w:val="000000" w:themeColor="text1"/>
+        </w:rPr>
         <w:t>Configured geo-replication to add Southeast Asia region</w:t>
       </w:r>
     </w:p>
@@ -1859,96 +2617,168 @@
       <w:pPr>
         <w:pStyle w:val="Heading3"/>
         <w:spacing w:before="120" w:after="80"/>
-      </w:pPr>
-      <w:r>
+        <w:rPr>
+          <w:color w:val="000000" w:themeColor="text1"/>
+        </w:rPr>
+      </w:pPr>
+      <w:r>
+        <w:rPr>
+          <w:color w:val="000000" w:themeColor="text1"/>
+        </w:rPr>
         <w:t>Python SDK Practice:</w:t>
       </w:r>
     </w:p>
     <w:p>
       <w:pPr>
         <w:spacing w:after="100"/>
-      </w:pPr>
-      <w:r>
+        <w:rPr>
+          <w:color w:val="000000" w:themeColor="text1"/>
+        </w:rPr>
+      </w:pPr>
+      <w:r>
+        <w:rPr>
+          <w:color w:val="000000" w:themeColor="text1"/>
+        </w:rPr>
         <w:t xml:space="preserve">Installed azure-cosmos library. Connected to Cosmos DB using connection string and key. Implemented CRUD operations: </w:t>
       </w:r>
       <w:proofErr w:type="spellStart"/>
       <w:r>
+        <w:rPr>
+          <w:color w:val="000000" w:themeColor="text1"/>
+        </w:rPr>
         <w:t>create_</w:t>
       </w:r>
       <w:proofErr w:type="gramStart"/>
       <w:r>
+        <w:rPr>
+          <w:color w:val="000000" w:themeColor="text1"/>
+        </w:rPr>
         <w:t>item</w:t>
       </w:r>
       <w:proofErr w:type="spellEnd"/>
       <w:r>
+        <w:rPr>
+          <w:color w:val="000000" w:themeColor="text1"/>
+        </w:rPr>
         <w:t>(</w:t>
       </w:r>
       <w:proofErr w:type="gramEnd"/>
       <w:r>
+        <w:rPr>
+          <w:color w:val="000000" w:themeColor="text1"/>
+        </w:rPr>
         <w:t xml:space="preserve">), </w:t>
       </w:r>
       <w:proofErr w:type="spellStart"/>
       <w:r>
+        <w:rPr>
+          <w:color w:val="000000" w:themeColor="text1"/>
+        </w:rPr>
         <w:t>read_</w:t>
       </w:r>
       <w:proofErr w:type="gramStart"/>
       <w:r>
+        <w:rPr>
+          <w:color w:val="000000" w:themeColor="text1"/>
+        </w:rPr>
         <w:t>item</w:t>
       </w:r>
       <w:proofErr w:type="spellEnd"/>
       <w:r>
+        <w:rPr>
+          <w:color w:val="000000" w:themeColor="text1"/>
+        </w:rPr>
         <w:t>(</w:t>
       </w:r>
       <w:proofErr w:type="gramEnd"/>
       <w:r>
+        <w:rPr>
+          <w:color w:val="000000" w:themeColor="text1"/>
+        </w:rPr>
         <w:t xml:space="preserve">), </w:t>
       </w:r>
       <w:proofErr w:type="spellStart"/>
       <w:r>
+        <w:rPr>
+          <w:color w:val="000000" w:themeColor="text1"/>
+        </w:rPr>
         <w:t>query_</w:t>
       </w:r>
       <w:proofErr w:type="gramStart"/>
       <w:r>
+        <w:rPr>
+          <w:color w:val="000000" w:themeColor="text1"/>
+        </w:rPr>
         <w:t>items</w:t>
       </w:r>
       <w:proofErr w:type="spellEnd"/>
       <w:r>
+        <w:rPr>
+          <w:color w:val="000000" w:themeColor="text1"/>
+        </w:rPr>
         <w:t>(</w:t>
       </w:r>
       <w:proofErr w:type="gramEnd"/>
       <w:r>
+        <w:rPr>
+          <w:color w:val="000000" w:themeColor="text1"/>
+        </w:rPr>
         <w:t xml:space="preserve">), </w:t>
       </w:r>
       <w:proofErr w:type="spellStart"/>
       <w:r>
+        <w:rPr>
+          <w:color w:val="000000" w:themeColor="text1"/>
+        </w:rPr>
         <w:t>replace_</w:t>
       </w:r>
       <w:proofErr w:type="gramStart"/>
       <w:r>
+        <w:rPr>
+          <w:color w:val="000000" w:themeColor="text1"/>
+        </w:rPr>
         <w:t>item</w:t>
       </w:r>
       <w:proofErr w:type="spellEnd"/>
       <w:r>
+        <w:rPr>
+          <w:color w:val="000000" w:themeColor="text1"/>
+        </w:rPr>
         <w:t>(</w:t>
       </w:r>
       <w:proofErr w:type="gramEnd"/>
       <w:r>
+        <w:rPr>
+          <w:color w:val="000000" w:themeColor="text1"/>
+        </w:rPr>
         <w:t xml:space="preserve">), </w:t>
       </w:r>
       <w:proofErr w:type="spellStart"/>
       <w:r>
+        <w:rPr>
+          <w:color w:val="000000" w:themeColor="text1"/>
+        </w:rPr>
         <w:t>delete_</w:t>
       </w:r>
       <w:proofErr w:type="gramStart"/>
       <w:r>
+        <w:rPr>
+          <w:color w:val="000000" w:themeColor="text1"/>
+        </w:rPr>
         <w:t>item</w:t>
       </w:r>
       <w:proofErr w:type="spellEnd"/>
       <w:r>
+        <w:rPr>
+          <w:color w:val="000000" w:themeColor="text1"/>
+        </w:rPr>
         <w:t>(</w:t>
       </w:r>
       <w:proofErr w:type="gramEnd"/>
       <w:r>
+        <w:rPr>
+          <w:color w:val="000000" w:themeColor="text1"/>
+        </w:rPr>
         <w:t>). Built student management system with add, search, update, delete functions. Implemented pagination for large query results. Added error handling for duplicate keys and not found exceptions. Measured RU consumption for different operations. Practiced bulk insert for efficient data loading.</w:t>
       </w:r>
     </w:p>
@@ -1956,36 +2786,58 @@
       <w:pPr>
         <w:pStyle w:val="Heading3"/>
         <w:spacing w:before="120" w:after="80"/>
-      </w:pPr>
-      <w:r>
+        <w:rPr>
+          <w:color w:val="000000" w:themeColor="text1"/>
+        </w:rPr>
+      </w:pPr>
+      <w:r>
+        <w:rPr>
+          <w:color w:val="000000" w:themeColor="text1"/>
+        </w:rPr>
         <w:t>Assignment Completed:</w:t>
       </w:r>
     </w:p>
     <w:p>
       <w:pPr>
         <w:spacing w:after="200"/>
-      </w:pPr>
-      <w:r>
+        <w:rPr>
+          <w:color w:val="000000" w:themeColor="text1"/>
+        </w:rPr>
+      </w:pPr>
+      <w:r>
+        <w:rPr>
+          <w:color w:val="000000" w:themeColor="text1"/>
+        </w:rPr>
+        <w:lastRenderedPageBreak/>
         <w:t xml:space="preserve">Designed and implemented product </w:t>
       </w:r>
       <w:proofErr w:type="spellStart"/>
       <w:r>
+        <w:rPr>
+          <w:color w:val="000000" w:themeColor="text1"/>
+        </w:rPr>
         <w:t>catalog</w:t>
       </w:r>
       <w:proofErr w:type="spellEnd"/>
       <w:r>
+        <w:rPr>
+          <w:color w:val="000000" w:themeColor="text1"/>
+        </w:rPr>
         <w:t xml:space="preserve"> database for e-commerce application. Created container with partition key '/category'. Inserted 100+ product documents with fields: id, name, category, price, stock, description. Implemented search function by category, price range, keyword. Created aggregate queries: total products per category, average price. Built inventory management functions: update stock, low-stock alerts. Submitted Python application with complete CRUD functionality and documentation.</w:t>
       </w:r>
     </w:p>
     <w:p>
       <w:pPr>
         <w:spacing w:after="200"/>
+        <w:rPr>
+          <w:color w:val="000000" w:themeColor="text1"/>
+        </w:rPr>
       </w:pPr>
       <w:r>
         <w:rPr>
           <w:noProof/>
-        </w:rPr>
-        <w:lastRenderedPageBreak/>
+          <w:color w:val="000000" w:themeColor="text1"/>
+        </w:rPr>
         <w:drawing>
           <wp:inline distT="0" distB="0" distL="0" distR="0" wp14:anchorId="6BC95953" wp14:editId="653D6E69">
             <wp:extent cx="5715042" cy="5524540"/>
@@ -2036,36 +2888,30 @@
         <w:rPr>
           <w:i/>
           <w:iCs/>
+          <w:color w:val="000000" w:themeColor="text1"/>
         </w:rPr>
       </w:pPr>
       <w:r>
         <w:rPr>
           <w:i/>
           <w:iCs/>
-        </w:rPr>
-        <w:t xml:space="preserve">Figure </w:t>
-      </w:r>
-      <w:r>
-        <w:rPr>
-          <w:i/>
-          <w:iCs/>
-        </w:rPr>
-        <w:t>4</w:t>
-      </w:r>
-      <w:r>
-        <w:rPr>
-          <w:i/>
-          <w:iCs/>
-        </w:rPr>
-        <w:t>: Azure Cosmos DB architecture showing distributed NoSQL database with containers, partitions, and JSON documents.</w:t>
+          <w:color w:val="000000" w:themeColor="text1"/>
+        </w:rPr>
+        <w:t>Figure 4: Azure Cosmos DB architecture showing distributed NoSQL database with containers, partitions, and JSON documents.</w:t>
       </w:r>
     </w:p>
     <w:p>
       <w:pPr>
         <w:pStyle w:val="Heading2"/>
         <w:spacing w:before="200" w:after="100"/>
-      </w:pPr>
-      <w:r>
+        <w:rPr>
+          <w:color w:val="000000" w:themeColor="text1"/>
+        </w:rPr>
+      </w:pPr>
+      <w:r>
+        <w:rPr>
+          <w:color w:val="000000" w:themeColor="text1"/>
+        </w:rPr>
         <w:t>4. Azure CLI and PowerShell Automation</w:t>
       </w:r>
     </w:p>
@@ -2073,16 +2919,28 @@
       <w:pPr>
         <w:pStyle w:val="Heading3"/>
         <w:spacing w:before="100" w:after="80"/>
-      </w:pPr>
-      <w:r>
+        <w:rPr>
+          <w:color w:val="000000" w:themeColor="text1"/>
+        </w:rPr>
+      </w:pPr>
+      <w:r>
+        <w:rPr>
+          <w:color w:val="000000" w:themeColor="text1"/>
+        </w:rPr>
         <w:t>Description:</w:t>
       </w:r>
     </w:p>
     <w:p>
       <w:pPr>
         <w:spacing w:after="100"/>
-      </w:pPr>
-      <w:r>
+        <w:rPr>
+          <w:color w:val="000000" w:themeColor="text1"/>
+        </w:rPr>
+      </w:pPr>
+      <w:r>
+        <w:rPr>
+          <w:color w:val="000000" w:themeColor="text1"/>
+        </w:rPr>
         <w:t>Practiced command-line management of Azure resources using Azure CLI and PowerShell. Learned automation scripts for resource deployment and management, which is essential for DevOps practices.</w:t>
       </w:r>
     </w:p>
@@ -2090,8 +2948,14 @@
       <w:pPr>
         <w:pStyle w:val="Heading3"/>
         <w:spacing w:before="100" w:after="80"/>
-      </w:pPr>
-      <w:r>
+        <w:rPr>
+          <w:color w:val="000000" w:themeColor="text1"/>
+        </w:rPr>
+      </w:pPr>
+      <w:r>
+        <w:rPr>
+          <w:color w:val="000000" w:themeColor="text1"/>
+        </w:rPr>
         <w:t>Skills Developed:</w:t>
       </w:r>
     </w:p>
@@ -2102,8 +2966,14 @@
           <w:ilvl w:val="0"/>
           <w:numId w:val="2"/>
         </w:numPr>
-      </w:pPr>
-      <w:r>
+        <w:rPr>
+          <w:color w:val="000000" w:themeColor="text1"/>
+        </w:rPr>
+      </w:pPr>
+      <w:r>
+        <w:rPr>
+          <w:color w:val="000000" w:themeColor="text1"/>
+        </w:rPr>
         <w:t>Installed Azure CLI on Windows system</w:t>
       </w:r>
     </w:p>
@@ -2114,16 +2984,28 @@
           <w:ilvl w:val="0"/>
           <w:numId w:val="2"/>
         </w:numPr>
-      </w:pPr>
-      <w:r>
+        <w:rPr>
+          <w:color w:val="000000" w:themeColor="text1"/>
+        </w:rPr>
+      </w:pPr>
+      <w:r>
+        <w:rPr>
+          <w:color w:val="000000" w:themeColor="text1"/>
+        </w:rPr>
         <w:t>Authenticated using '</w:t>
       </w:r>
       <w:proofErr w:type="spellStart"/>
       <w:r>
+        <w:rPr>
+          <w:color w:val="000000" w:themeColor="text1"/>
+        </w:rPr>
         <w:t>az</w:t>
       </w:r>
       <w:proofErr w:type="spellEnd"/>
       <w:r>
+        <w:rPr>
+          <w:color w:val="000000" w:themeColor="text1"/>
+        </w:rPr>
         <w:t xml:space="preserve"> login' command</w:t>
       </w:r>
     </w:p>
@@ -2134,16 +3016,28 @@
           <w:ilvl w:val="0"/>
           <w:numId w:val="2"/>
         </w:numPr>
-      </w:pPr>
-      <w:r>
+        <w:rPr>
+          <w:color w:val="000000" w:themeColor="text1"/>
+        </w:rPr>
+      </w:pPr>
+      <w:r>
+        <w:rPr>
+          <w:color w:val="000000" w:themeColor="text1"/>
+        </w:rPr>
         <w:t xml:space="preserve">Created resource group using CLI: </w:t>
       </w:r>
       <w:proofErr w:type="spellStart"/>
       <w:r>
+        <w:rPr>
+          <w:color w:val="000000" w:themeColor="text1"/>
+        </w:rPr>
         <w:t>az</w:t>
       </w:r>
       <w:proofErr w:type="spellEnd"/>
       <w:r>
+        <w:rPr>
+          <w:color w:val="000000" w:themeColor="text1"/>
+        </w:rPr>
         <w:t xml:space="preserve"> group create</w:t>
       </w:r>
     </w:p>
@@ -2154,16 +3048,28 @@
           <w:ilvl w:val="0"/>
           <w:numId w:val="2"/>
         </w:numPr>
-      </w:pPr>
-      <w:r>
+        <w:rPr>
+          <w:color w:val="000000" w:themeColor="text1"/>
+        </w:rPr>
+      </w:pPr>
+      <w:r>
+        <w:rPr>
+          <w:color w:val="000000" w:themeColor="text1"/>
+        </w:rPr>
         <w:t xml:space="preserve">Listed all storage accounts: </w:t>
       </w:r>
       <w:proofErr w:type="spellStart"/>
       <w:r>
+        <w:rPr>
+          <w:color w:val="000000" w:themeColor="text1"/>
+        </w:rPr>
         <w:t>az</w:t>
       </w:r>
       <w:proofErr w:type="spellEnd"/>
       <w:r>
+        <w:rPr>
+          <w:color w:val="000000" w:themeColor="text1"/>
+        </w:rPr>
         <w:t xml:space="preserve"> storage account list</w:t>
       </w:r>
     </w:p>
@@ -2174,8 +3080,14 @@
           <w:ilvl w:val="0"/>
           <w:numId w:val="2"/>
         </w:numPr>
-      </w:pPr>
-      <w:r>
+        <w:rPr>
+          <w:color w:val="000000" w:themeColor="text1"/>
+        </w:rPr>
+      </w:pPr>
+      <w:r>
+        <w:rPr>
+          <w:color w:val="000000" w:themeColor="text1"/>
+        </w:rPr>
         <w:t>Created storage container using CLI commands</w:t>
       </w:r>
     </w:p>
@@ -2186,16 +3098,29 @@
           <w:ilvl w:val="0"/>
           <w:numId w:val="2"/>
         </w:numPr>
-      </w:pPr>
-      <w:r>
+        <w:rPr>
+          <w:color w:val="000000" w:themeColor="text1"/>
+        </w:rPr>
+      </w:pPr>
+      <w:r>
+        <w:rPr>
+          <w:color w:val="000000" w:themeColor="text1"/>
+        </w:rPr>
+        <w:lastRenderedPageBreak/>
         <w:t xml:space="preserve">Uploaded blob using </w:t>
       </w:r>
       <w:proofErr w:type="spellStart"/>
       <w:r>
+        <w:rPr>
+          <w:color w:val="000000" w:themeColor="text1"/>
+        </w:rPr>
         <w:t>az</w:t>
       </w:r>
       <w:proofErr w:type="spellEnd"/>
       <w:r>
+        <w:rPr>
+          <w:color w:val="000000" w:themeColor="text1"/>
+        </w:rPr>
         <w:t xml:space="preserve"> storage blob upload</w:t>
       </w:r>
     </w:p>
@@ -2206,8 +3131,14 @@
           <w:ilvl w:val="0"/>
           <w:numId w:val="2"/>
         </w:numPr>
-      </w:pPr>
-      <w:r>
+        <w:rPr>
+          <w:color w:val="000000" w:themeColor="text1"/>
+        </w:rPr>
+      </w:pPr>
+      <w:r>
+        <w:rPr>
+          <w:color w:val="000000" w:themeColor="text1"/>
+        </w:rPr>
         <w:t>Listed function apps and their configurations</w:t>
       </w:r>
     </w:p>
@@ -2218,9 +3149,14 @@
           <w:ilvl w:val="0"/>
           <w:numId w:val="2"/>
         </w:numPr>
-      </w:pPr>
-      <w:r>
-        <w:lastRenderedPageBreak/>
+        <w:rPr>
+          <w:color w:val="000000" w:themeColor="text1"/>
+        </w:rPr>
+      </w:pPr>
+      <w:r>
+        <w:rPr>
+          <w:color w:val="000000" w:themeColor="text1"/>
+        </w:rPr>
         <w:t>Wrote bash scripts for automated deployment</w:t>
       </w:r>
     </w:p>
@@ -2231,8 +3167,14 @@
           <w:ilvl w:val="0"/>
           <w:numId w:val="2"/>
         </w:numPr>
-      </w:pPr>
-      <w:r>
+        <w:rPr>
+          <w:color w:val="000000" w:themeColor="text1"/>
+        </w:rPr>
+      </w:pPr>
+      <w:r>
+        <w:rPr>
+          <w:color w:val="000000" w:themeColor="text1"/>
+        </w:rPr>
         <w:t>Practiced PowerShell cmdlets for Azure (Az module)</w:t>
       </w:r>
     </w:p>
@@ -2243,24 +3185,41 @@
           <w:ilvl w:val="0"/>
           <w:numId w:val="2"/>
         </w:numPr>
-      </w:pPr>
-      <w:r>
+        <w:rPr>
+          <w:color w:val="000000" w:themeColor="text1"/>
+        </w:rPr>
+      </w:pPr>
+      <w:r>
+        <w:rPr>
+          <w:color w:val="000000" w:themeColor="text1"/>
+        </w:rPr>
         <w:t>Automated resource cleanup using scripts</w:t>
       </w:r>
     </w:p>
-    <w:p/>
+    <w:p>
+      <w:pPr>
+        <w:rPr>
+          <w:color w:val="000000" w:themeColor="text1"/>
+        </w:rPr>
+      </w:pPr>
+    </w:p>
     <w:p>
       <w:pPr>
         <w:spacing w:after="200"/>
+        <w:jc w:val="center"/>
+        <w:rPr>
+          <w:color w:val="000000" w:themeColor="text1"/>
+        </w:rPr>
       </w:pPr>
       <w:r>
         <w:rPr>
           <w:noProof/>
+          <w:color w:val="000000" w:themeColor="text1"/>
         </w:rPr>
         <w:drawing>
-          <wp:inline distT="0" distB="0" distL="0" distR="0" wp14:anchorId="265D789D" wp14:editId="28A44313">
-            <wp:extent cx="5943600" cy="6296025"/>
-            <wp:effectExtent l="0" t="0" r="0" b="9525"/>
+          <wp:inline distT="0" distB="0" distL="0" distR="0" wp14:anchorId="265D789D" wp14:editId="2F23A552">
+            <wp:extent cx="4838700" cy="5012055"/>
+            <wp:effectExtent l="0" t="0" r="0" b="0"/>
             <wp:docPr id="1112053259" name="Graphic 5"/>
             <wp:cNvGraphicFramePr>
               <a:graphicFrameLocks xmlns:a="http://schemas.openxmlformats.org/drawingml/2006/main" noChangeAspect="1"/>
@@ -2287,7 +3246,7 @@
                   <pic:spPr>
                     <a:xfrm>
                       <a:off x="0" y="0"/>
-                      <a:ext cx="5943600" cy="6296025"/>
+                      <a:ext cx="4842364" cy="5015850"/>
                     </a:xfrm>
                     <a:prstGeom prst="rect">
                       <a:avLst/>
@@ -2307,12 +3266,14 @@
         <w:rPr>
           <w:i/>
           <w:iCs/>
+          <w:color w:val="000000" w:themeColor="text1"/>
         </w:rPr>
       </w:pPr>
       <w:r>
         <w:rPr>
           <w:i/>
           <w:iCs/>
+          <w:color w:val="000000" w:themeColor="text1"/>
         </w:rPr>
         <w:t>Figure 5: Azure CLI command-line interface used for automating resource deployment and management.</w:t>
       </w:r>
@@ -2321,8 +3282,14 @@
       <w:pPr>
         <w:pStyle w:val="Heading2"/>
         <w:spacing w:before="200" w:after="100"/>
-      </w:pPr>
-      <w:r>
+        <w:rPr>
+          <w:color w:val="000000" w:themeColor="text1"/>
+        </w:rPr>
+      </w:pPr>
+      <w:r>
+        <w:rPr>
+          <w:color w:val="000000" w:themeColor="text1"/>
+        </w:rPr>
         <w:t>5. Azure Fundamentals Certification Preparation</w:t>
       </w:r>
     </w:p>
@@ -2330,16 +3297,28 @@
       <w:pPr>
         <w:pStyle w:val="Heading3"/>
         <w:spacing w:before="100" w:after="80"/>
-      </w:pPr>
-      <w:r>
+        <w:rPr>
+          <w:color w:val="000000" w:themeColor="text1"/>
+        </w:rPr>
+      </w:pPr>
+      <w:r>
+        <w:rPr>
+          <w:color w:val="000000" w:themeColor="text1"/>
+        </w:rPr>
         <w:t>Description:</w:t>
       </w:r>
     </w:p>
     <w:p>
       <w:pPr>
         <w:spacing w:after="100"/>
-      </w:pPr>
-      <w:r>
+        <w:rPr>
+          <w:color w:val="000000" w:themeColor="text1"/>
+        </w:rPr>
+      </w:pPr>
+      <w:r>
+        <w:rPr>
+          <w:color w:val="000000" w:themeColor="text1"/>
+        </w:rPr>
         <w:t>Started preparing for Microsoft Azure Fundamentals (AZ-900) certification exam. This certification validates foundational knowledge of cloud concepts and Azure services, which will be valuable for career development.</w:t>
       </w:r>
     </w:p>
@@ -2347,105 +3326,163 @@
       <w:pPr>
         <w:pStyle w:val="Heading3"/>
         <w:spacing w:before="100" w:after="80"/>
-      </w:pPr>
-      <w:r>
+        <w:rPr>
+          <w:color w:val="000000" w:themeColor="text1"/>
+        </w:rPr>
+      </w:pPr>
+      <w:r>
+        <w:rPr>
+          <w:color w:val="000000" w:themeColor="text1"/>
+        </w:rPr>
+        <w:t>Study Activities:</w:t>
+      </w:r>
+    </w:p>
+    <w:p>
+      <w:pPr>
+        <w:pStyle w:val="ListParagraph"/>
+        <w:numPr>
+          <w:ilvl w:val="0"/>
+          <w:numId w:val="2"/>
+        </w:numPr>
+        <w:rPr>
+          <w:color w:val="000000" w:themeColor="text1"/>
+        </w:rPr>
+      </w:pPr>
+      <w:r>
+        <w:rPr>
+          <w:color w:val="000000" w:themeColor="text1"/>
+        </w:rPr>
+        <w:t>Reviewed Microsoft Learn modules for AZ-900 exam</w:t>
+      </w:r>
+    </w:p>
+    <w:p>
+      <w:pPr>
+        <w:pStyle w:val="ListParagraph"/>
+        <w:numPr>
+          <w:ilvl w:val="0"/>
+          <w:numId w:val="2"/>
+        </w:numPr>
+        <w:rPr>
+          <w:color w:val="000000" w:themeColor="text1"/>
+        </w:rPr>
+      </w:pPr>
+      <w:r>
+        <w:rPr>
+          <w:color w:val="000000" w:themeColor="text1"/>
+        </w:rPr>
+        <w:t>Completed 'Cloud Concepts' learning path</w:t>
+      </w:r>
+    </w:p>
+    <w:p>
+      <w:pPr>
+        <w:pStyle w:val="ListParagraph"/>
+        <w:numPr>
+          <w:ilvl w:val="0"/>
+          <w:numId w:val="2"/>
+        </w:numPr>
+        <w:rPr>
+          <w:color w:val="000000" w:themeColor="text1"/>
+        </w:rPr>
+      </w:pPr>
+      <w:r>
+        <w:rPr>
+          <w:color w:val="000000" w:themeColor="text1"/>
+        </w:rPr>
+        <w:t>Studied Azure architecture and services</w:t>
+      </w:r>
+    </w:p>
+    <w:p>
+      <w:pPr>
+        <w:pStyle w:val="ListParagraph"/>
+        <w:numPr>
+          <w:ilvl w:val="0"/>
+          <w:numId w:val="2"/>
+        </w:numPr>
+        <w:rPr>
+          <w:color w:val="000000" w:themeColor="text1"/>
+        </w:rPr>
+      </w:pPr>
+      <w:r>
+        <w:rPr>
+          <w:color w:val="000000" w:themeColor="text1"/>
+        </w:rPr>
+        <w:t>Practiced sample questions from Microsoft practice exams</w:t>
+      </w:r>
+    </w:p>
+    <w:p>
+      <w:pPr>
+        <w:pStyle w:val="ListParagraph"/>
+        <w:numPr>
+          <w:ilvl w:val="0"/>
+          <w:numId w:val="2"/>
+        </w:numPr>
+        <w:rPr>
+          <w:color w:val="000000" w:themeColor="text1"/>
+        </w:rPr>
+      </w:pPr>
+      <w:r>
+        <w:rPr>
+          <w:color w:val="000000" w:themeColor="text1"/>
+        </w:rPr>
+        <w:t>Reviewed Azure pricing and support documentation</w:t>
+      </w:r>
+    </w:p>
+    <w:p>
+      <w:pPr>
+        <w:pStyle w:val="ListParagraph"/>
+        <w:numPr>
+          <w:ilvl w:val="0"/>
+          <w:numId w:val="2"/>
+        </w:numPr>
+        <w:rPr>
+          <w:color w:val="000000" w:themeColor="text1"/>
+        </w:rPr>
+      </w:pPr>
+      <w:r>
+        <w:rPr>
+          <w:color w:val="000000" w:themeColor="text1"/>
+        </w:rPr>
+        <w:t>Studied Azure security, privacy, and compliance concepts</w:t>
+      </w:r>
+    </w:p>
+    <w:p>
+      <w:pPr>
+        <w:pStyle w:val="ListParagraph"/>
+        <w:numPr>
+          <w:ilvl w:val="0"/>
+          <w:numId w:val="2"/>
+        </w:numPr>
+        <w:rPr>
+          <w:color w:val="000000" w:themeColor="text1"/>
+        </w:rPr>
+      </w:pPr>
+      <w:r>
+        <w:rPr>
+          <w:color w:val="000000" w:themeColor="text1"/>
+        </w:rPr>
+        <w:t>Created flashcards for key Azure services and terminology</w:t>
+      </w:r>
+    </w:p>
+    <w:p>
+      <w:pPr>
+        <w:rPr>
+          <w:color w:val="000000" w:themeColor="text1"/>
+        </w:rPr>
+      </w:pPr>
+    </w:p>
+    <w:p>
+      <w:pPr>
+        <w:spacing w:after="200"/>
+        <w:rPr>
+          <w:color w:val="000000" w:themeColor="text1"/>
+        </w:rPr>
+      </w:pPr>
+      <w:r>
+        <w:rPr>
+          <w:noProof/>
+          <w:color w:val="000000" w:themeColor="text1"/>
+        </w:rPr>
         <w:lastRenderedPageBreak/>
-        <w:t>Study Activities:</w:t>
-      </w:r>
-    </w:p>
-    <w:p>
-      <w:pPr>
-        <w:pStyle w:val="ListParagraph"/>
-        <w:numPr>
-          <w:ilvl w:val="0"/>
-          <w:numId w:val="2"/>
-        </w:numPr>
-      </w:pPr>
-      <w:r>
-        <w:t>Reviewed Microsoft Learn modules for AZ-900 exam</w:t>
-      </w:r>
-    </w:p>
-    <w:p>
-      <w:pPr>
-        <w:pStyle w:val="ListParagraph"/>
-        <w:numPr>
-          <w:ilvl w:val="0"/>
-          <w:numId w:val="2"/>
-        </w:numPr>
-      </w:pPr>
-      <w:r>
-        <w:t>Completed 'Cloud Concepts' learning path</w:t>
-      </w:r>
-    </w:p>
-    <w:p>
-      <w:pPr>
-        <w:pStyle w:val="ListParagraph"/>
-        <w:numPr>
-          <w:ilvl w:val="0"/>
-          <w:numId w:val="2"/>
-        </w:numPr>
-      </w:pPr>
-      <w:r>
-        <w:t>Studied Azure architecture and services</w:t>
-      </w:r>
-    </w:p>
-    <w:p>
-      <w:pPr>
-        <w:pStyle w:val="ListParagraph"/>
-        <w:numPr>
-          <w:ilvl w:val="0"/>
-          <w:numId w:val="2"/>
-        </w:numPr>
-      </w:pPr>
-      <w:r>
-        <w:t>Practiced sample questions from Microsoft practice exams</w:t>
-      </w:r>
-    </w:p>
-    <w:p>
-      <w:pPr>
-        <w:pStyle w:val="ListParagraph"/>
-        <w:numPr>
-          <w:ilvl w:val="0"/>
-          <w:numId w:val="2"/>
-        </w:numPr>
-      </w:pPr>
-      <w:r>
-        <w:t>Reviewed Azure pricing and support documentation</w:t>
-      </w:r>
-    </w:p>
-    <w:p>
-      <w:pPr>
-        <w:pStyle w:val="ListParagraph"/>
-        <w:numPr>
-          <w:ilvl w:val="0"/>
-          <w:numId w:val="2"/>
-        </w:numPr>
-      </w:pPr>
-      <w:r>
-        <w:t>Studied Azure security, privacy, and compliance concepts</w:t>
-      </w:r>
-    </w:p>
-    <w:p>
-      <w:pPr>
-        <w:pStyle w:val="ListParagraph"/>
-        <w:numPr>
-          <w:ilvl w:val="0"/>
-          <w:numId w:val="2"/>
-        </w:numPr>
-      </w:pPr>
-      <w:r>
-        <w:t>Created flashcards for key Azure services and terminology</w:t>
-      </w:r>
-    </w:p>
-    <w:p/>
-    <w:p>
-      <w:pPr>
-        <w:spacing w:after="200"/>
-      </w:pPr>
-      <w:r>
-        <w:rPr>
-          <w:noProof/>
-        </w:rPr>
         <w:drawing>
           <wp:inline distT="0" distB="0" distL="0" distR="0" wp14:anchorId="47E8F4E2" wp14:editId="55FDAA89">
             <wp:extent cx="6263640" cy="3482112"/>
@@ -2493,11 +3530,15 @@
       <w:pPr>
         <w:spacing w:after="200"/>
         <w:jc w:val="center"/>
+        <w:rPr>
+          <w:color w:val="000000" w:themeColor="text1"/>
+        </w:rPr>
       </w:pPr>
       <w:r>
         <w:rPr>
           <w:i/>
           <w:iCs/>
+          <w:color w:val="000000" w:themeColor="text1"/>
         </w:rPr>
         <w:t>Figure 6: Proposed Azure architecture integrating Blob Storage for data, Azure Functions for processing, and Cosmos DB for metadata storage.</w:t>
       </w:r>
@@ -2505,14 +3546,23 @@
     <w:p>
       <w:pPr>
         <w:spacing w:after="200"/>
+        <w:rPr>
+          <w:color w:val="000000" w:themeColor="text1"/>
+        </w:rPr>
       </w:pPr>
     </w:p>
     <w:p>
       <w:pPr>
         <w:pStyle w:val="Heading2"/>
         <w:spacing w:before="200" w:after="100"/>
-      </w:pPr>
-      <w:r>
+        <w:rPr>
+          <w:color w:val="000000" w:themeColor="text1"/>
+        </w:rPr>
+      </w:pPr>
+      <w:r>
+        <w:rPr>
+          <w:color w:val="000000" w:themeColor="text1"/>
+        </w:rPr>
         <w:t>6. GTU Project - Architecture Planning and Documentation</w:t>
       </w:r>
     </w:p>
@@ -2520,16 +3570,28 @@
       <w:pPr>
         <w:pStyle w:val="Heading3"/>
         <w:spacing w:before="100" w:after="80"/>
-      </w:pPr>
-      <w:r>
+        <w:rPr>
+          <w:color w:val="000000" w:themeColor="text1"/>
+        </w:rPr>
+      </w:pPr>
+      <w:r>
+        <w:rPr>
+          <w:color w:val="000000" w:themeColor="text1"/>
+        </w:rPr>
         <w:t>Description:</w:t>
       </w:r>
     </w:p>
     <w:p>
       <w:pPr>
         <w:spacing w:after="100"/>
-      </w:pPr>
-      <w:r>
+        <w:rPr>
+          <w:color w:val="000000" w:themeColor="text1"/>
+        </w:rPr>
+      </w:pPr>
+      <w:r>
+        <w:rPr>
+          <w:color w:val="000000" w:themeColor="text1"/>
+        </w:rPr>
         <w:t>Applied Week 9 Azure learning to map project requirements to appropriate Azure services. Created high-level architecture diagram showing how Blob Storage, Functions, and Cosmos DB will integrate in the surveillance system. This is planning work only - implementation will occur after completing remaining training modules.</w:t>
       </w:r>
     </w:p>
@@ -2537,8 +3599,14 @@
       <w:pPr>
         <w:pStyle w:val="Heading3"/>
         <w:spacing w:before="100" w:after="80"/>
-      </w:pPr>
-      <w:r>
+        <w:rPr>
+          <w:color w:val="000000" w:themeColor="text1"/>
+        </w:rPr>
+      </w:pPr>
+      <w:r>
+        <w:rPr>
+          <w:color w:val="000000" w:themeColor="text1"/>
+        </w:rPr>
         <w:t>Planning Work Completed:</w:t>
       </w:r>
     </w:p>
@@ -2549,8 +3617,14 @@
           <w:ilvl w:val="0"/>
           <w:numId w:val="2"/>
         </w:numPr>
-      </w:pPr>
-      <w:r>
+        <w:rPr>
+          <w:color w:val="000000" w:themeColor="text1"/>
+        </w:rPr>
+      </w:pPr>
+      <w:r>
+        <w:rPr>
+          <w:color w:val="000000" w:themeColor="text1"/>
+        </w:rPr>
         <w:t>Created Azure architecture diagram for surveillance project</w:t>
       </w:r>
     </w:p>
@@ -2561,8 +3635,14 @@
           <w:ilvl w:val="0"/>
           <w:numId w:val="2"/>
         </w:numPr>
-      </w:pPr>
-      <w:r>
+        <w:rPr>
+          <w:color w:val="000000" w:themeColor="text1"/>
+        </w:rPr>
+      </w:pPr>
+      <w:r>
+        <w:rPr>
+          <w:color w:val="000000" w:themeColor="text1"/>
+        </w:rPr>
         <w:t>Mapped video storage → Azure Blob Storage (Hot tier)</w:t>
       </w:r>
     </w:p>
@@ -2573,8 +3653,14 @@
           <w:ilvl w:val="0"/>
           <w:numId w:val="2"/>
         </w:numPr>
-      </w:pPr>
-      <w:r>
+        <w:rPr>
+          <w:color w:val="000000" w:themeColor="text1"/>
+        </w:rPr>
+      </w:pPr>
+      <w:r>
+        <w:rPr>
+          <w:color w:val="000000" w:themeColor="text1"/>
+        </w:rPr>
         <w:t>Mapped detection processing → Azure Functions (Blob trigger)</w:t>
       </w:r>
     </w:p>
@@ -2585,8 +3671,14 @@
           <w:ilvl w:val="0"/>
           <w:numId w:val="2"/>
         </w:numPr>
-      </w:pPr>
-      <w:r>
+        <w:rPr>
+          <w:color w:val="000000" w:themeColor="text1"/>
+        </w:rPr>
+      </w:pPr>
+      <w:r>
+        <w:rPr>
+          <w:color w:val="000000" w:themeColor="text1"/>
+        </w:rPr>
         <w:t>Mapped alert storage → Azure Cosmos DB (JSON documents)</w:t>
       </w:r>
     </w:p>
@@ -2597,8 +3689,14 @@
           <w:ilvl w:val="0"/>
           <w:numId w:val="2"/>
         </w:numPr>
-      </w:pPr>
-      <w:r>
+        <w:rPr>
+          <w:color w:val="000000" w:themeColor="text1"/>
+        </w:rPr>
+      </w:pPr>
+      <w:r>
+        <w:rPr>
+          <w:color w:val="000000" w:themeColor="text1"/>
+        </w:rPr>
         <w:t>Estimated monthly Azure costs for project infrastructure</w:t>
       </w:r>
     </w:p>
@@ -2609,8 +3707,14 @@
           <w:ilvl w:val="0"/>
           <w:numId w:val="2"/>
         </w:numPr>
-      </w:pPr>
-      <w:r>
+        <w:rPr>
+          <w:color w:val="000000" w:themeColor="text1"/>
+        </w:rPr>
+      </w:pPr>
+      <w:r>
+        <w:rPr>
+          <w:color w:val="000000" w:themeColor="text1"/>
+        </w:rPr>
         <w:t>Updated GitHub repository README with architecture diagram</w:t>
       </w:r>
     </w:p>
@@ -2621,27 +3725,50 @@
           <w:ilvl w:val="0"/>
           <w:numId w:val="2"/>
         </w:numPr>
-      </w:pPr>
-      <w:r>
+        <w:rPr>
+          <w:color w:val="000000" w:themeColor="text1"/>
+        </w:rPr>
+      </w:pPr>
+      <w:r>
+        <w:rPr>
+          <w:color w:val="000000" w:themeColor="text1"/>
+        </w:rPr>
         <w:t>Documented Azure services selection rationale</w:t>
       </w:r>
     </w:p>
-    <w:p/>
+    <w:p>
+      <w:pPr>
+        <w:rPr>
+          <w:color w:val="000000" w:themeColor="text1"/>
+        </w:rPr>
+      </w:pPr>
+    </w:p>
     <w:p>
       <w:pPr>
         <w:pStyle w:val="Heading3"/>
         <w:spacing w:before="120" w:after="80"/>
-      </w:pPr>
-      <w:r>
-        <w:lastRenderedPageBreak/>
+        <w:rPr>
+          <w:color w:val="000000" w:themeColor="text1"/>
+        </w:rPr>
+      </w:pPr>
+      <w:r>
+        <w:rPr>
+          <w:color w:val="000000" w:themeColor="text1"/>
+        </w:rPr>
         <w:t>Note:</w:t>
       </w:r>
     </w:p>
     <w:p>
       <w:pPr>
         <w:spacing w:after="400"/>
-      </w:pPr>
-      <w:r>
+        <w:rPr>
+          <w:color w:val="000000" w:themeColor="text1"/>
+        </w:rPr>
+      </w:pPr>
+      <w:r>
+        <w:rPr>
+          <w:color w:val="000000" w:themeColor="text1"/>
+        </w:rPr>
         <w:t>Focus remains on Microsoft Elevate training. Actual Azure deployment and integration will begin in Week 10-11 after completing all cloud modules and certification preparation. Current priority is building strong Azure fundamentals through hands-on labs.</w:t>
       </w:r>
     </w:p>
@@ -2649,8 +3776,14 @@
       <w:pPr>
         <w:pStyle w:val="Heading1"/>
         <w:spacing w:before="300" w:after="200"/>
-      </w:pPr>
-      <w:r>
+        <w:rPr>
+          <w:color w:val="000000" w:themeColor="text1"/>
+        </w:rPr>
+      </w:pPr>
+      <w:r>
+        <w:rPr>
+          <w:color w:val="000000" w:themeColor="text1"/>
+        </w:rPr>
         <w:t>Plans for next week:</w:t>
       </w:r>
     </w:p>
@@ -2658,8 +3791,14 @@
       <w:pPr>
         <w:pStyle w:val="Heading2"/>
         <w:spacing w:before="150" w:after="80"/>
-      </w:pPr>
-      <w:r>
+        <w:rPr>
+          <w:color w:val="000000" w:themeColor="text1"/>
+        </w:rPr>
+      </w:pPr>
+      <w:r>
+        <w:rPr>
+          <w:color w:val="000000" w:themeColor="text1"/>
+        </w:rPr>
         <w:t>1. Complete Week 10 Microsoft Elevate Modules</w:t>
       </w:r>
     </w:p>
@@ -2670,8 +3809,14 @@
           <w:ilvl w:val="0"/>
           <w:numId w:val="2"/>
         </w:numPr>
-      </w:pPr>
-      <w:r>
+        <w:rPr>
+          <w:color w:val="000000" w:themeColor="text1"/>
+        </w:rPr>
+      </w:pPr>
+      <w:r>
+        <w:rPr>
+          <w:color w:val="000000" w:themeColor="text1"/>
+        </w:rPr>
         <w:t>Attend remaining Azure modules and advanced topics</w:t>
       </w:r>
     </w:p>
@@ -2682,8 +3827,14 @@
           <w:ilvl w:val="0"/>
           <w:numId w:val="2"/>
         </w:numPr>
-      </w:pPr>
-      <w:r>
+        <w:rPr>
+          <w:color w:val="000000" w:themeColor="text1"/>
+        </w:rPr>
+      </w:pPr>
+      <w:r>
+        <w:rPr>
+          <w:color w:val="000000" w:themeColor="text1"/>
+        </w:rPr>
         <w:t>Learn Azure DevOps and CI/CD pipelines</w:t>
       </w:r>
     </w:p>
@@ -2694,8 +3845,14 @@
           <w:ilvl w:val="0"/>
           <w:numId w:val="2"/>
         </w:numPr>
-      </w:pPr>
-      <w:r>
+        <w:rPr>
+          <w:color w:val="000000" w:themeColor="text1"/>
+        </w:rPr>
+      </w:pPr>
+      <w:r>
+        <w:rPr>
+          <w:color w:val="000000" w:themeColor="text1"/>
+        </w:rPr>
         <w:t>Practice Azure Monitor and Application Insights</w:t>
       </w:r>
     </w:p>
@@ -2706,22 +3863,37 @@
           <w:ilvl w:val="0"/>
           <w:numId w:val="2"/>
         </w:numPr>
-      </w:pPr>
-      <w:r>
+        <w:rPr>
+          <w:color w:val="000000" w:themeColor="text1"/>
+        </w:rPr>
+      </w:pPr>
+      <w:r>
+        <w:rPr>
+          <w:color w:val="000000" w:themeColor="text1"/>
+        </w:rPr>
         <w:t>Complete all pending Azure assignments</w:t>
       </w:r>
     </w:p>
     <w:p>
       <w:pPr>
         <w:spacing w:after="120"/>
+        <w:rPr>
+          <w:color w:val="000000" w:themeColor="text1"/>
+        </w:rPr>
       </w:pPr>
     </w:p>
     <w:p>
       <w:pPr>
         <w:pStyle w:val="Heading2"/>
         <w:spacing w:before="150" w:after="80"/>
-      </w:pPr>
-      <w:r>
+        <w:rPr>
+          <w:color w:val="000000" w:themeColor="text1"/>
+        </w:rPr>
+      </w:pPr>
+      <w:r>
+        <w:rPr>
+          <w:color w:val="000000" w:themeColor="text1"/>
+        </w:rPr>
         <w:t>2. Continue AZ-900 Certification Preparation</w:t>
       </w:r>
     </w:p>
@@ -2732,8 +3904,14 @@
           <w:ilvl w:val="0"/>
           <w:numId w:val="2"/>
         </w:numPr>
-      </w:pPr>
-      <w:r>
+        <w:rPr>
+          <w:color w:val="000000" w:themeColor="text1"/>
+        </w:rPr>
+      </w:pPr>
+      <w:r>
+        <w:rPr>
+          <w:color w:val="000000" w:themeColor="text1"/>
+        </w:rPr>
         <w:t>Complete remaining Microsoft Learn modules</w:t>
       </w:r>
     </w:p>
@@ -2744,8 +3922,14 @@
           <w:ilvl w:val="0"/>
           <w:numId w:val="2"/>
         </w:numPr>
-      </w:pPr>
-      <w:r>
+        <w:rPr>
+          <w:color w:val="000000" w:themeColor="text1"/>
+        </w:rPr>
+      </w:pPr>
+      <w:r>
+        <w:rPr>
+          <w:color w:val="000000" w:themeColor="text1"/>
+        </w:rPr>
         <w:t>Take full-length practice exams</w:t>
       </w:r>
     </w:p>
@@ -2756,8 +3940,14 @@
           <w:ilvl w:val="0"/>
           <w:numId w:val="2"/>
         </w:numPr>
-      </w:pPr>
-      <w:r>
+        <w:rPr>
+          <w:color w:val="000000" w:themeColor="text1"/>
+        </w:rPr>
+      </w:pPr>
+      <w:r>
+        <w:rPr>
+          <w:color w:val="000000" w:themeColor="text1"/>
+        </w:rPr>
         <w:t>Review weak areas based on practice test results</w:t>
       </w:r>
     </w:p>
@@ -2768,22 +3958,37 @@
           <w:ilvl w:val="0"/>
           <w:numId w:val="2"/>
         </w:numPr>
-      </w:pPr>
-      <w:r>
+        <w:rPr>
+          <w:color w:val="000000" w:themeColor="text1"/>
+        </w:rPr>
+      </w:pPr>
+      <w:r>
+        <w:rPr>
+          <w:color w:val="000000" w:themeColor="text1"/>
+        </w:rPr>
         <w:t>Schedule certification exam for Week 11-12</w:t>
       </w:r>
     </w:p>
     <w:p>
       <w:pPr>
         <w:spacing w:after="120"/>
+        <w:rPr>
+          <w:color w:val="000000" w:themeColor="text1"/>
+        </w:rPr>
       </w:pPr>
     </w:p>
     <w:p>
       <w:pPr>
         <w:pStyle w:val="Heading2"/>
         <w:spacing w:before="150" w:after="80"/>
-      </w:pPr>
-      <w:r>
+        <w:rPr>
+          <w:color w:val="000000" w:themeColor="text1"/>
+        </w:rPr>
+      </w:pPr>
+      <w:r>
+        <w:rPr>
+          <w:color w:val="000000" w:themeColor="text1"/>
+        </w:rPr>
         <w:t>3. Power BI Review and Practice</w:t>
       </w:r>
     </w:p>
@@ -2794,8 +3999,14 @@
           <w:ilvl w:val="0"/>
           <w:numId w:val="2"/>
         </w:numPr>
-      </w:pPr>
-      <w:r>
+        <w:rPr>
+          <w:color w:val="000000" w:themeColor="text1"/>
+        </w:rPr>
+      </w:pPr>
+      <w:r>
+        <w:rPr>
+          <w:color w:val="000000" w:themeColor="text1"/>
+        </w:rPr>
         <w:t>Review Power BI concepts learned in Week 3-4</w:t>
       </w:r>
     </w:p>
@@ -2806,8 +4017,14 @@
           <w:ilvl w:val="0"/>
           <w:numId w:val="2"/>
         </w:numPr>
-      </w:pPr>
-      <w:r>
+        <w:rPr>
+          <w:color w:val="000000" w:themeColor="text1"/>
+        </w:rPr>
+      </w:pPr>
+      <w:r>
+        <w:rPr>
+          <w:color w:val="000000" w:themeColor="text1"/>
+        </w:rPr>
         <w:t>Practice creating dashboards with sample datasets</w:t>
       </w:r>
     </w:p>
@@ -2818,8 +4035,14 @@
           <w:ilvl w:val="0"/>
           <w:numId w:val="2"/>
         </w:numPr>
-      </w:pPr>
-      <w:r>
+        <w:rPr>
+          <w:color w:val="000000" w:themeColor="text1"/>
+        </w:rPr>
+      </w:pPr>
+      <w:r>
+        <w:rPr>
+          <w:color w:val="000000" w:themeColor="text1"/>
+        </w:rPr>
         <w:t>Learn Power BI integration with Azure services</w:t>
       </w:r>
     </w:p>
@@ -2830,30 +4053,51 @@
           <w:ilvl w:val="0"/>
           <w:numId w:val="2"/>
         </w:numPr>
-      </w:pPr>
-      <w:r>
+        <w:rPr>
+          <w:color w:val="000000" w:themeColor="text1"/>
+        </w:rPr>
+      </w:pPr>
+      <w:r>
+        <w:rPr>
+          <w:color w:val="000000" w:themeColor="text1"/>
+        </w:rPr>
         <w:t xml:space="preserve">Prepare dashboard </w:t>
       </w:r>
       <w:proofErr w:type="spellStart"/>
       <w:r>
+        <w:rPr>
+          <w:color w:val="000000" w:themeColor="text1"/>
+        </w:rPr>
         <w:t>mockup</w:t>
       </w:r>
       <w:proofErr w:type="spellEnd"/>
       <w:r>
+        <w:rPr>
+          <w:color w:val="000000" w:themeColor="text1"/>
+        </w:rPr>
         <w:t xml:space="preserve"> for project visualization</w:t>
       </w:r>
     </w:p>
     <w:p>
       <w:pPr>
         <w:spacing w:after="120"/>
+        <w:rPr>
+          <w:color w:val="000000" w:themeColor="text1"/>
+        </w:rPr>
       </w:pPr>
     </w:p>
     <w:p>
       <w:pPr>
         <w:pStyle w:val="Heading2"/>
         <w:spacing w:before="150" w:after="80"/>
-      </w:pPr>
-      <w:r>
+        <w:rPr>
+          <w:color w:val="000000" w:themeColor="text1"/>
+        </w:rPr>
+      </w:pPr>
+      <w:r>
+        <w:rPr>
+          <w:color w:val="000000" w:themeColor="text1"/>
+        </w:rPr>
         <w:t>4. Final Project Integration Planning</w:t>
       </w:r>
     </w:p>
@@ -2864,8 +4108,14 @@
           <w:ilvl w:val="0"/>
           <w:numId w:val="2"/>
         </w:numPr>
-      </w:pPr>
-      <w:r>
+        <w:rPr>
+          <w:color w:val="000000" w:themeColor="text1"/>
+        </w:rPr>
+      </w:pPr>
+      <w:r>
+        <w:rPr>
+          <w:color w:val="000000" w:themeColor="text1"/>
+        </w:rPr>
         <w:t>Finalize project implementation timeline for Week 11-12</w:t>
       </w:r>
     </w:p>
@@ -2876,8 +4126,14 @@
           <w:ilvl w:val="0"/>
           <w:numId w:val="2"/>
         </w:numPr>
-      </w:pPr>
-      <w:r>
+        <w:rPr>
+          <w:color w:val="000000" w:themeColor="text1"/>
+        </w:rPr>
+      </w:pPr>
+      <w:r>
+        <w:rPr>
+          <w:color w:val="000000" w:themeColor="text1"/>
+        </w:rPr>
         <w:t>Create detailed task breakdown for remaining work</w:t>
       </w:r>
     </w:p>
@@ -2888,8 +4144,14 @@
           <w:ilvl w:val="0"/>
           <w:numId w:val="2"/>
         </w:numPr>
-      </w:pPr>
-      <w:r>
+        <w:rPr>
+          <w:color w:val="000000" w:themeColor="text1"/>
+        </w:rPr>
+      </w:pPr>
+      <w:r>
+        <w:rPr>
+          <w:color w:val="000000" w:themeColor="text1"/>
+        </w:rPr>
         <w:t>Prepare project presentation outline</w:t>
       </w:r>
     </w:p>
@@ -2900,22 +4162,37 @@
           <w:ilvl w:val="0"/>
           <w:numId w:val="2"/>
         </w:numPr>
-      </w:pPr>
-      <w:r>
+        <w:rPr>
+          <w:color w:val="000000" w:themeColor="text1"/>
+        </w:rPr>
+      </w:pPr>
+      <w:r>
+        <w:rPr>
+          <w:color w:val="000000" w:themeColor="text1"/>
+        </w:rPr>
         <w:t>Review all datasets and tools needed</w:t>
       </w:r>
     </w:p>
     <w:p>
       <w:pPr>
         <w:spacing w:after="120"/>
+        <w:rPr>
+          <w:color w:val="000000" w:themeColor="text1"/>
+        </w:rPr>
       </w:pPr>
     </w:p>
     <w:p>
       <w:pPr>
         <w:pStyle w:val="Heading2"/>
         <w:spacing w:before="150" w:after="80"/>
-      </w:pPr>
-      <w:r>
+        <w:rPr>
+          <w:color w:val="000000" w:themeColor="text1"/>
+        </w:rPr>
+      </w:pPr>
+      <w:r>
+        <w:rPr>
+          <w:color w:val="000000" w:themeColor="text1"/>
+        </w:rPr>
         <w:t>5. Internship Reflection and Documentation</w:t>
       </w:r>
     </w:p>
@@ -2926,8 +4203,14 @@
           <w:ilvl w:val="0"/>
           <w:numId w:val="2"/>
         </w:numPr>
-      </w:pPr>
-      <w:r>
+        <w:rPr>
+          <w:color w:val="000000" w:themeColor="text1"/>
+        </w:rPr>
+      </w:pPr>
+      <w:r>
+        <w:rPr>
+          <w:color w:val="000000" w:themeColor="text1"/>
+        </w:rPr>
         <w:t>Compile learning portfolio from all 9 weeks</w:t>
       </w:r>
     </w:p>
@@ -2938,8 +4221,14 @@
           <w:ilvl w:val="0"/>
           <w:numId w:val="2"/>
         </w:numPr>
-      </w:pPr>
-      <w:r>
+        <w:rPr>
+          <w:color w:val="000000" w:themeColor="text1"/>
+        </w:rPr>
+      </w:pPr>
+      <w:r>
+        <w:rPr>
+          <w:color w:val="000000" w:themeColor="text1"/>
+        </w:rPr>
         <w:t>Document key skills acquired in each module</w:t>
       </w:r>
     </w:p>
@@ -2950,8 +4239,14 @@
           <w:ilvl w:val="0"/>
           <w:numId w:val="2"/>
         </w:numPr>
-      </w:pPr>
-      <w:r>
+        <w:rPr>
+          <w:color w:val="000000" w:themeColor="text1"/>
+        </w:rPr>
+      </w:pPr>
+      <w:r>
+        <w:rPr>
+          <w:color w:val="000000" w:themeColor="text1"/>
+        </w:rPr>
         <w:t>Update LinkedIn profile with new skills and certifications</w:t>
       </w:r>
     </w:p>
@@ -2962,68 +4257,65 @@
           <w:ilvl w:val="0"/>
           <w:numId w:val="2"/>
         </w:numPr>
-      </w:pPr>
-      <w:r>
+        <w:rPr>
+          <w:color w:val="000000" w:themeColor="text1"/>
+        </w:rPr>
+      </w:pPr>
+      <w:r>
+        <w:rPr>
+          <w:color w:val="000000" w:themeColor="text1"/>
+        </w:rPr>
         <w:t>Prepare for final internship presentation</w:t>
       </w:r>
     </w:p>
     <w:p>
       <w:pPr>
-        <w:spacing w:after="400"/>
-      </w:pPr>
-    </w:p>
-    <w:p>
-      <w:pPr>
-        <w:spacing w:after="400"/>
-      </w:pPr>
-    </w:p>
-    <w:p>
-      <w:pPr>
-        <w:spacing w:after="400"/>
-      </w:pPr>
-    </w:p>
-    <w:p>
-      <w:pPr>
-        <w:spacing w:after="400"/>
-      </w:pPr>
-    </w:p>
-    <w:p>
-      <w:pPr>
-        <w:spacing w:after="400"/>
-      </w:pPr>
-    </w:p>
-    <w:p>
-      <w:pPr>
         <w:spacing w:before="200" w:after="240"/>
+        <w:rPr>
+          <w:color w:val="000000" w:themeColor="text1"/>
+        </w:rPr>
       </w:pPr>
       <w:r>
         <w:rPr>
           <w:b/>
           <w:bCs/>
-        </w:rPr>
-        <w:lastRenderedPageBreak/>
+          <w:color w:val="000000" w:themeColor="text1"/>
+        </w:rPr>
         <w:t xml:space="preserve">Total Working Hours: </w:t>
       </w:r>
       <w:r>
+        <w:rPr>
+          <w:color w:val="000000" w:themeColor="text1"/>
+        </w:rPr>
         <w:t>36 hours</w:t>
       </w:r>
     </w:p>
     <w:p>
       <w:pPr>
         <w:spacing w:after="400"/>
-      </w:pPr>
-      <w:r>
+        <w:rPr>
+          <w:color w:val="000000" w:themeColor="text1"/>
+        </w:rPr>
+      </w:pPr>
+      <w:r>
+        <w:rPr>
+          <w:color w:val="000000" w:themeColor="text1"/>
+        </w:rPr>
         <w:t>Signature of Student: _____________________</w:t>
       </w:r>
     </w:p>
     <w:p>
       <w:pPr>
         <w:spacing w:before="200" w:after="120"/>
+        <w:rPr>
+          <w:color w:val="000000" w:themeColor="text1"/>
+        </w:rPr>
       </w:pPr>
       <w:r>
         <w:rPr>
           <w:b/>
           <w:bCs/>
+          <w:color w:val="000000" w:themeColor="text1"/>
         </w:rPr>
         <w:t>The above entries are correct, and the grading of work done by Trainee is:</w:t>
       </w:r>
@@ -3057,12 +4349,6 @@
         <w:tc>
           <w:tcPr>
             <w:tcW w:w="1560" w:type="dxa"/>
-            <w:tcBorders>
-              <w:top w:val="single" w:sz="1" w:space="0" w:color="000000"/>
-              <w:left w:val="single" w:sz="1" w:space="0" w:color="000000"/>
-              <w:bottom w:val="single" w:sz="1" w:space="0" w:color="000000"/>
-              <w:right w:val="single" w:sz="1" w:space="0" w:color="000000"/>
-            </w:tcBorders>
             <w:shd w:val="clear" w:color="auto" w:fill="D5E8F0"/>
             <w:tcMar>
               <w:top w:w="100" w:type="dxa"/>
@@ -3074,11 +4360,15 @@
           <w:p>
             <w:pPr>
               <w:jc w:val="center"/>
+              <w:rPr>
+                <w:color w:val="000000" w:themeColor="text1"/>
+              </w:rPr>
             </w:pPr>
             <w:r>
               <w:rPr>
                 <w:b/>
                 <w:bCs/>
+                <w:color w:val="000000" w:themeColor="text1"/>
               </w:rPr>
               <w:t>Excellent</w:t>
             </w:r>
@@ -3087,12 +4377,6 @@
         <w:tc>
           <w:tcPr>
             <w:tcW w:w="1560" w:type="dxa"/>
-            <w:tcBorders>
-              <w:top w:val="single" w:sz="1" w:space="0" w:color="000000"/>
-              <w:left w:val="single" w:sz="1" w:space="0" w:color="000000"/>
-              <w:bottom w:val="single" w:sz="1" w:space="0" w:color="000000"/>
-              <w:right w:val="single" w:sz="1" w:space="0" w:color="000000"/>
-            </w:tcBorders>
             <w:shd w:val="clear" w:color="auto" w:fill="D5E8F0"/>
             <w:tcMar>
               <w:top w:w="100" w:type="dxa"/>
@@ -3104,11 +4388,15 @@
           <w:p>
             <w:pPr>
               <w:jc w:val="center"/>
+              <w:rPr>
+                <w:color w:val="000000" w:themeColor="text1"/>
+              </w:rPr>
             </w:pPr>
             <w:r>
               <w:rPr>
                 <w:b/>
                 <w:bCs/>
+                <w:color w:val="000000" w:themeColor="text1"/>
               </w:rPr>
               <w:t>Very Good</w:t>
             </w:r>
@@ -3117,12 +4405,6 @@
         <w:tc>
           <w:tcPr>
             <w:tcW w:w="1560" w:type="dxa"/>
-            <w:tcBorders>
-              <w:top w:val="single" w:sz="1" w:space="0" w:color="000000"/>
-              <w:left w:val="single" w:sz="1" w:space="0" w:color="000000"/>
-              <w:bottom w:val="single" w:sz="1" w:space="0" w:color="000000"/>
-              <w:right w:val="single" w:sz="1" w:space="0" w:color="000000"/>
-            </w:tcBorders>
             <w:shd w:val="clear" w:color="auto" w:fill="D5E8F0"/>
             <w:tcMar>
               <w:top w:w="100" w:type="dxa"/>
@@ -3134,11 +4416,15 @@
           <w:p>
             <w:pPr>
               <w:jc w:val="center"/>
+              <w:rPr>
+                <w:color w:val="000000" w:themeColor="text1"/>
+              </w:rPr>
             </w:pPr>
             <w:r>
               <w:rPr>
                 <w:b/>
                 <w:bCs/>
+                <w:color w:val="000000" w:themeColor="text1"/>
               </w:rPr>
               <w:t>Good</w:t>
             </w:r>
@@ -3147,12 +4433,6 @@
         <w:tc>
           <w:tcPr>
             <w:tcW w:w="1560" w:type="dxa"/>
-            <w:tcBorders>
-              <w:top w:val="single" w:sz="1" w:space="0" w:color="000000"/>
-              <w:left w:val="single" w:sz="1" w:space="0" w:color="000000"/>
-              <w:bottom w:val="single" w:sz="1" w:space="0" w:color="000000"/>
-              <w:right w:val="single" w:sz="1" w:space="0" w:color="000000"/>
-            </w:tcBorders>
             <w:shd w:val="clear" w:color="auto" w:fill="D5E8F0"/>
             <w:tcMar>
               <w:top w:w="100" w:type="dxa"/>
@@ -3164,11 +4444,15 @@
           <w:p>
             <w:pPr>
               <w:jc w:val="center"/>
+              <w:rPr>
+                <w:color w:val="000000" w:themeColor="text1"/>
+              </w:rPr>
             </w:pPr>
             <w:r>
               <w:rPr>
                 <w:b/>
                 <w:bCs/>
+                <w:color w:val="000000" w:themeColor="text1"/>
               </w:rPr>
               <w:t>Fair</w:t>
             </w:r>
@@ -3177,12 +4461,6 @@
         <w:tc>
           <w:tcPr>
             <w:tcW w:w="1560" w:type="dxa"/>
-            <w:tcBorders>
-              <w:top w:val="single" w:sz="1" w:space="0" w:color="000000"/>
-              <w:left w:val="single" w:sz="1" w:space="0" w:color="000000"/>
-              <w:bottom w:val="single" w:sz="1" w:space="0" w:color="000000"/>
-              <w:right w:val="single" w:sz="1" w:space="0" w:color="000000"/>
-            </w:tcBorders>
             <w:shd w:val="clear" w:color="auto" w:fill="D5E8F0"/>
             <w:tcMar>
               <w:top w:w="100" w:type="dxa"/>
@@ -3194,11 +4472,15 @@
           <w:p>
             <w:pPr>
               <w:jc w:val="center"/>
+              <w:rPr>
+                <w:color w:val="000000" w:themeColor="text1"/>
+              </w:rPr>
             </w:pPr>
             <w:r>
               <w:rPr>
                 <w:b/>
                 <w:bCs/>
+                <w:color w:val="000000" w:themeColor="text1"/>
               </w:rPr>
               <w:t>Below Average</w:t>
             </w:r>
@@ -3207,12 +4489,6 @@
         <w:tc>
           <w:tcPr>
             <w:tcW w:w="1560" w:type="dxa"/>
-            <w:tcBorders>
-              <w:top w:val="single" w:sz="1" w:space="0" w:color="000000"/>
-              <w:left w:val="single" w:sz="1" w:space="0" w:color="000000"/>
-              <w:bottom w:val="single" w:sz="1" w:space="0" w:color="000000"/>
-              <w:right w:val="single" w:sz="1" w:space="0" w:color="000000"/>
-            </w:tcBorders>
             <w:shd w:val="clear" w:color="auto" w:fill="D5E8F0"/>
             <w:tcMar>
               <w:top w:w="100" w:type="dxa"/>
@@ -3224,11 +4500,15 @@
           <w:p>
             <w:pPr>
               <w:jc w:val="center"/>
+              <w:rPr>
+                <w:color w:val="000000" w:themeColor="text1"/>
+              </w:rPr>
             </w:pPr>
             <w:r>
               <w:rPr>
                 <w:b/>
                 <w:bCs/>
+                <w:color w:val="000000" w:themeColor="text1"/>
               </w:rPr>
               <w:t>Poor</w:t>
             </w:r>
@@ -3239,12 +4519,6 @@
         <w:tc>
           <w:tcPr>
             <w:tcW w:w="1560" w:type="dxa"/>
-            <w:tcBorders>
-              <w:top w:val="single" w:sz="1" w:space="0" w:color="000000"/>
-              <w:left w:val="single" w:sz="1" w:space="0" w:color="000000"/>
-              <w:bottom w:val="single" w:sz="1" w:space="0" w:color="000000"/>
-              <w:right w:val="single" w:sz="1" w:space="0" w:color="000000"/>
-            </w:tcBorders>
             <w:tcMar>
               <w:top w:w="100" w:type="dxa"/>
               <w:left w:w="120" w:type="dxa"/>
@@ -3255,8 +4529,14 @@
           <w:p>
             <w:pPr>
               <w:jc w:val="center"/>
+              <w:rPr>
+                <w:color w:val="000000" w:themeColor="text1"/>
+              </w:rPr>
             </w:pPr>
             <w:r>
+              <w:rPr>
+                <w:color w:val="000000" w:themeColor="text1"/>
+              </w:rPr>
               <w:t>☐</w:t>
             </w:r>
           </w:p>
@@ -3264,12 +4544,6 @@
         <w:tc>
           <w:tcPr>
             <w:tcW w:w="1560" w:type="dxa"/>
-            <w:tcBorders>
-              <w:top w:val="single" w:sz="1" w:space="0" w:color="000000"/>
-              <w:left w:val="single" w:sz="1" w:space="0" w:color="000000"/>
-              <w:bottom w:val="single" w:sz="1" w:space="0" w:color="000000"/>
-              <w:right w:val="single" w:sz="1" w:space="0" w:color="000000"/>
-            </w:tcBorders>
             <w:tcMar>
               <w:top w:w="100" w:type="dxa"/>
               <w:left w:w="120" w:type="dxa"/>
@@ -3280,8 +4554,14 @@
           <w:p>
             <w:pPr>
               <w:jc w:val="center"/>
+              <w:rPr>
+                <w:color w:val="000000" w:themeColor="text1"/>
+              </w:rPr>
             </w:pPr>
             <w:r>
+              <w:rPr>
+                <w:color w:val="000000" w:themeColor="text1"/>
+              </w:rPr>
               <w:t>☐</w:t>
             </w:r>
           </w:p>
@@ -3289,12 +4569,6 @@
         <w:tc>
           <w:tcPr>
             <w:tcW w:w="1560" w:type="dxa"/>
-            <w:tcBorders>
-              <w:top w:val="single" w:sz="1" w:space="0" w:color="000000"/>
-              <w:left w:val="single" w:sz="1" w:space="0" w:color="000000"/>
-              <w:bottom w:val="single" w:sz="1" w:space="0" w:color="000000"/>
-              <w:right w:val="single" w:sz="1" w:space="0" w:color="000000"/>
-            </w:tcBorders>
             <w:tcMar>
               <w:top w:w="100" w:type="dxa"/>
               <w:left w:w="120" w:type="dxa"/>
@@ -3305,8 +4579,14 @@
           <w:p>
             <w:pPr>
               <w:jc w:val="center"/>
+              <w:rPr>
+                <w:color w:val="000000" w:themeColor="text1"/>
+              </w:rPr>
             </w:pPr>
             <w:r>
+              <w:rPr>
+                <w:color w:val="000000" w:themeColor="text1"/>
+              </w:rPr>
               <w:t>☐</w:t>
             </w:r>
           </w:p>
@@ -3314,12 +4594,6 @@
         <w:tc>
           <w:tcPr>
             <w:tcW w:w="1560" w:type="dxa"/>
-            <w:tcBorders>
-              <w:top w:val="single" w:sz="1" w:space="0" w:color="000000"/>
-              <w:left w:val="single" w:sz="1" w:space="0" w:color="000000"/>
-              <w:bottom w:val="single" w:sz="1" w:space="0" w:color="000000"/>
-              <w:right w:val="single" w:sz="1" w:space="0" w:color="000000"/>
-            </w:tcBorders>
             <w:tcMar>
               <w:top w:w="100" w:type="dxa"/>
               <w:left w:w="120" w:type="dxa"/>
@@ -3330,8 +4604,14 @@
           <w:p>
             <w:pPr>
               <w:jc w:val="center"/>
+              <w:rPr>
+                <w:color w:val="000000" w:themeColor="text1"/>
+              </w:rPr>
             </w:pPr>
             <w:r>
+              <w:rPr>
+                <w:color w:val="000000" w:themeColor="text1"/>
+              </w:rPr>
               <w:t>☐</w:t>
             </w:r>
           </w:p>
@@ -3339,12 +4619,6 @@
         <w:tc>
           <w:tcPr>
             <w:tcW w:w="1560" w:type="dxa"/>
-            <w:tcBorders>
-              <w:top w:val="single" w:sz="1" w:space="0" w:color="000000"/>
-              <w:left w:val="single" w:sz="1" w:space="0" w:color="000000"/>
-              <w:bottom w:val="single" w:sz="1" w:space="0" w:color="000000"/>
-              <w:right w:val="single" w:sz="1" w:space="0" w:color="000000"/>
-            </w:tcBorders>
             <w:tcMar>
               <w:top w:w="100" w:type="dxa"/>
               <w:left w:w="120" w:type="dxa"/>
@@ -3355,8 +4629,14 @@
           <w:p>
             <w:pPr>
               <w:jc w:val="center"/>
+              <w:rPr>
+                <w:color w:val="000000" w:themeColor="text1"/>
+              </w:rPr>
             </w:pPr>
             <w:r>
+              <w:rPr>
+                <w:color w:val="000000" w:themeColor="text1"/>
+              </w:rPr>
               <w:t>☐</w:t>
             </w:r>
           </w:p>
@@ -3364,12 +4644,6 @@
         <w:tc>
           <w:tcPr>
             <w:tcW w:w="1560" w:type="dxa"/>
-            <w:tcBorders>
-              <w:top w:val="single" w:sz="1" w:space="0" w:color="000000"/>
-              <w:left w:val="single" w:sz="1" w:space="0" w:color="000000"/>
-              <w:bottom w:val="single" w:sz="1" w:space="0" w:color="000000"/>
-              <w:right w:val="single" w:sz="1" w:space="0" w:color="000000"/>
-            </w:tcBorders>
             <w:tcMar>
               <w:top w:w="100" w:type="dxa"/>
               <w:left w:w="120" w:type="dxa"/>
@@ -3380,8 +4654,14 @@
           <w:p>
             <w:pPr>
               <w:jc w:val="center"/>
+              <w:rPr>
+                <w:color w:val="000000" w:themeColor="text1"/>
+              </w:rPr>
             </w:pPr>
             <w:r>
+              <w:rPr>
+                <w:color w:val="000000" w:themeColor="text1"/>
+              </w:rPr>
               <w:t>☐</w:t>
             </w:r>
           </w:p>
@@ -3391,26 +4671,48 @@
     <w:p>
       <w:pPr>
         <w:spacing w:after="300"/>
+        <w:rPr>
+          <w:color w:val="000000" w:themeColor="text1"/>
+        </w:rPr>
       </w:pPr>
     </w:p>
     <w:p>
       <w:pPr>
         <w:spacing w:after="120"/>
-      </w:pPr>
-      <w:r>
+        <w:rPr>
+          <w:color w:val="000000" w:themeColor="text1"/>
+        </w:rPr>
+      </w:pPr>
+      <w:r>
+        <w:rPr>
+          <w:color w:val="000000" w:themeColor="text1"/>
+        </w:rPr>
         <w:t xml:space="preserve">Signature of External Guide with Company Seal: </w:t>
       </w:r>
     </w:p>
     <w:p>
       <w:pPr>
         <w:spacing w:after="240"/>
-      </w:pPr>
-      <w:r>
-        <w:t>Date: ___________</w:t>
+        <w:rPr>
+          <w:color w:val="000000" w:themeColor="text1"/>
+        </w:rPr>
+      </w:pPr>
+      <w:r>
+        <w:rPr>
+          <w:color w:val="000000" w:themeColor="text1"/>
+        </w:rPr>
+        <w:t xml:space="preserve">Date: </w:t>
+      </w:r>
+      <w:r>
+        <w:rPr>
+          <w:color w:val="000000" w:themeColor="text1"/>
+        </w:rPr>
+        <w:t>04/04/2026</w:t>
       </w:r>
       <w:r>
         <w:rPr>
           <w:noProof/>
+          <w:color w:val="000000" w:themeColor="text1"/>
         </w:rPr>
         <w:drawing>
           <wp:inline distT="0" distB="0" distL="0" distR="0" wp14:anchorId="71CFB546" wp14:editId="486A34E4">
@@ -3458,18 +4760,38 @@
     <w:p>
       <w:pPr>
         <w:spacing w:after="120"/>
-      </w:pPr>
-      <w:r>
+        <w:rPr>
+          <w:color w:val="000000" w:themeColor="text1"/>
+        </w:rPr>
+      </w:pPr>
+      <w:r>
+        <w:rPr>
+          <w:color w:val="000000" w:themeColor="text1"/>
+        </w:rPr>
         <w:t>Signature of Internal Guide: _____________________</w:t>
       </w:r>
     </w:p>
     <w:p>
-      <w:r>
-        <w:t>Date: ___________</w:t>
+      <w:pPr>
+        <w:rPr>
+          <w:color w:val="000000" w:themeColor="text1"/>
+        </w:rPr>
+      </w:pPr>
+      <w:r>
+        <w:rPr>
+          <w:color w:val="000000" w:themeColor="text1"/>
+        </w:rPr>
+        <w:t xml:space="preserve">Date: </w:t>
+      </w:r>
+      <w:r>
+        <w:rPr>
+          <w:color w:val="000000" w:themeColor="text1"/>
+        </w:rPr>
+        <w:t>04/04/2026</w:t>
       </w:r>
     </w:p>
     <w:sectPr>
-      <w:pgSz w:w="12240" w:h="15840"/>
+      <w:pgSz w:w="11906" w:h="16838" w:code="9"/>
       <w:pgMar w:top="1440" w:right="1440" w:bottom="1440" w:left="1440" w:header="708" w:footer="708" w:gutter="0"/>
       <w:cols w:space="720"/>
       <w:docGrid w:linePitch="360"/>
